--- a/report/Báo cáo.docx
+++ b/report/Báo cáo.docx
@@ -1,6 +1,6 @@
 
 <file path=word/document.xml><?xml version="1.0" encoding="utf-8"?>
-<w:document xmlns:wpc="http://schemas.microsoft.com/office/word/2010/wordprocessingCanvas" xmlns:cx="http://schemas.microsoft.com/office/drawing/2014/chartex" xmlns:cx1="http://schemas.microsoft.com/office/drawing/2015/9/8/chartex" xmlns:cx2="http://schemas.microsoft.com/office/drawing/2015/10/21/chartex" xmlns:cx3="http://schemas.microsoft.com/office/drawing/2016/5/9/chartex" xmlns:cx4="http://schemas.microsoft.com/office/drawing/2016/5/10/chartex" xmlns:cx5="http://schemas.microsoft.com/office/drawing/2016/5/11/chartex" xmlns:cx6="http://schemas.microsoft.com/office/drawing/2016/5/12/chartex" xmlns:cx7="http://schemas.microsoft.com/office/drawing/2016/5/13/chartex" xmlns:cx8="http://schemas.microsoft.com/office/drawing/2016/5/14/chartex" xmlns:mc="http://schemas.openxmlformats.org/markup-compatibility/2006" xmlns:aink="http://schemas.microsoft.com/office/drawing/2016/ink" xmlns:am3d="http://schemas.microsoft.com/office/drawing/2017/model3d" xmlns:o="urn:schemas-microsoft-com:office:office" xmlns:r="http://schemas.openxmlformats.org/officeDocument/2006/relationships" xmlns:m="http://schemas.openxmlformats.org/officeDocument/2006/math" xmlns:v="urn:schemas-microsoft-com:vml" xmlns:wp14="http://schemas.microsoft.com/office/word/2010/wordprocessingDrawing" xmlns:wp="http://schemas.openxmlformats.org/drawingml/2006/wordprocessingDrawing" xmlns:w10="urn:schemas-microsoft-com:office:word" xmlns:w="http://schemas.openxmlformats.org/wordprocessingml/2006/main" xmlns:w14="http://schemas.microsoft.com/office/word/2010/wordml" xmlns:w15="http://schemas.microsoft.com/office/word/2012/wordml" xmlns:w16cid="http://schemas.microsoft.com/office/word/2016/wordml/cid" xmlns:w16se="http://schemas.microsoft.com/office/word/2015/wordml/symex" xmlns:wpg="http://schemas.microsoft.com/office/word/2010/wordprocessingGroup" xmlns:wpi="http://schemas.microsoft.com/office/word/2010/wordprocessingInk" xmlns:wne="http://schemas.microsoft.com/office/word/2006/wordml" xmlns:wps="http://schemas.microsoft.com/office/word/2010/wordprocessingShape" mc:Ignorable="w14 w15 w16se w16cid wp14">
+<w:document xmlns:wpc="http://schemas.microsoft.com/office/word/2010/wordprocessingCanvas" xmlns:cx="http://schemas.microsoft.com/office/drawing/2014/chartex" xmlns:cx1="http://schemas.microsoft.com/office/drawing/2015/9/8/chartex" xmlns:cx2="http://schemas.microsoft.com/office/drawing/2015/10/21/chartex" xmlns:cx3="http://schemas.microsoft.com/office/drawing/2016/5/9/chartex" xmlns:cx4="http://schemas.microsoft.com/office/drawing/2016/5/10/chartex" xmlns:cx5="http://schemas.microsoft.com/office/drawing/2016/5/11/chartex" xmlns:cx6="http://schemas.microsoft.com/office/drawing/2016/5/12/chartex" xmlns:cx7="http://schemas.microsoft.com/office/drawing/2016/5/13/chartex" xmlns:cx8="http://schemas.microsoft.com/office/drawing/2016/5/14/chartex" xmlns:mc="http://schemas.openxmlformats.org/markup-compatibility/2006" xmlns:aink="http://schemas.microsoft.com/office/drawing/2016/ink" xmlns:am3d="http://schemas.microsoft.com/office/drawing/2017/model3d" xmlns:o="urn:schemas-microsoft-com:office:office" xmlns:oel="http://schemas.microsoft.com/office/2019/extlst" xmlns:r="http://schemas.openxmlformats.org/officeDocument/2006/relationships" xmlns:m="http://schemas.openxmlformats.org/officeDocument/2006/math" xmlns:v="urn:schemas-microsoft-com:vml" xmlns:wp14="http://schemas.microsoft.com/office/word/2010/wordprocessingDrawing" xmlns:wp="http://schemas.openxmlformats.org/drawingml/2006/wordprocessingDrawing" xmlns:w10="urn:schemas-microsoft-com:office:word" xmlns:w="http://schemas.openxmlformats.org/wordprocessingml/2006/main" xmlns:w14="http://schemas.microsoft.com/office/word/2010/wordml" xmlns:w15="http://schemas.microsoft.com/office/word/2012/wordml" xmlns:w16cex="http://schemas.microsoft.com/office/word/2018/wordml/cex" xmlns:w16cid="http://schemas.microsoft.com/office/word/2016/wordml/cid" xmlns:w16="http://schemas.microsoft.com/office/word/2018/wordml" xmlns:w16du="http://schemas.microsoft.com/office/word/2023/wordml/word16du" xmlns:w16sdtdh="http://schemas.microsoft.com/office/word/2020/wordml/sdtdatahash" xmlns:w16sdtfl="http://schemas.microsoft.com/office/word/2024/wordml/sdtformatlock" xmlns:w16se="http://schemas.microsoft.com/office/word/2015/wordml/symex" xmlns:wpg="http://schemas.microsoft.com/office/word/2010/wordprocessingGroup" xmlns:wpi="http://schemas.microsoft.com/office/word/2010/wordprocessingInk" xmlns:wne="http://schemas.microsoft.com/office/word/2006/wordml" xmlns:wps="http://schemas.microsoft.com/office/word/2010/wordprocessingShape" mc:Ignorable="w14 w15 w16se w16cid w16 w16cex w16sdtdh w16sdtfl w16du wp14">
   <w:body>
     <w:p>
       <w:pPr>
@@ -8,15 +8,16 @@
         <w:rPr>
           <w:rFonts w:ascii="Times New Roman" w:hAnsi="Times New Roman" w:cs="Times New Roman"/>
           <w:b/>
-          <w:sz w:val="34"/>
-          <w:szCs w:val="26"/>
+          <w:sz w:val="28"/>
+          <w:szCs w:val="28"/>
         </w:rPr>
       </w:pPr>
       <w:r>
         <w:rPr>
           <w:rFonts w:ascii="Times New Roman" w:hAnsi="Times New Roman" w:cs="Times New Roman"/>
           <w:b/>
-          <w:sz w:val="30"/>
+          <w:sz w:val="28"/>
+          <w:szCs w:val="28"/>
         </w:rPr>
         <w:t>ĐẠI HỌC QUỐC GIA TP. HỒ CHÍ MINH</w:t>
       </w:r>
@@ -70,7 +71,7 @@
           <w:sz w:val="32"/>
           <w:szCs w:val="32"/>
         </w:rPr>
-        <w:t>KHOA………..</w:t>
+        <w:t>KHOA</w:t>
       </w:r>
       <w:r>
         <w:rPr>
@@ -79,101 +80,144 @@
           <w:sz w:val="32"/>
           <w:szCs w:val="32"/>
         </w:rPr>
-        <w:tab/>
-      </w:r>
-    </w:p>
-    <w:p>
-      <w:pPr>
-        <w:jc w:val="center"/>
-        <w:rPr>
-          <w:rFonts w:ascii="Times New Roman" w:hAnsi="Times New Roman" w:cs="Times New Roman"/>
-          <w:sz w:val="28"/>
-        </w:rPr>
-      </w:pPr>
-    </w:p>
-    <w:p>
-      <w:pPr>
-        <w:jc w:val="center"/>
-        <w:rPr>
-          <w:rFonts w:ascii="Times New Roman" w:hAnsi="Times New Roman" w:cs="Times New Roman"/>
-          <w:sz w:val="28"/>
-        </w:rPr>
-      </w:pPr>
-    </w:p>
-    <w:p>
-      <w:pPr>
-        <w:jc w:val="center"/>
-        <w:rPr>
-          <w:rFonts w:ascii="Times New Roman" w:hAnsi="Times New Roman" w:cs="Times New Roman"/>
-          <w:b/>
-          <w:sz w:val="28"/>
-        </w:rPr>
-      </w:pPr>
-    </w:p>
-    <w:p>
-      <w:pPr>
-        <w:jc w:val="center"/>
-        <w:rPr>
-          <w:rFonts w:ascii="Times New Roman" w:hAnsi="Times New Roman" w:cs="Times New Roman"/>
-          <w:b/>
-          <w:sz w:val="28"/>
-        </w:rPr>
-      </w:pPr>
-      <w:r>
-        <w:rPr>
-          <w:rFonts w:ascii="Times New Roman" w:hAnsi="Times New Roman" w:cs="Times New Roman"/>
-          <w:b/>
-          <w:sz w:val="28"/>
-        </w:rPr>
-        <w:t>&lt;TÊN SINH VIÊN&gt;</w:t>
-      </w:r>
-    </w:p>
-    <w:p>
-      <w:pPr>
-        <w:jc w:val="center"/>
-        <w:rPr>
-          <w:rFonts w:ascii="Times New Roman" w:hAnsi="Times New Roman" w:cs="Times New Roman"/>
-          <w:sz w:val="28"/>
-        </w:rPr>
-      </w:pPr>
-    </w:p>
-    <w:p>
-      <w:pPr>
-        <w:jc w:val="center"/>
-        <w:rPr>
-          <w:rFonts w:ascii="Times New Roman" w:hAnsi="Times New Roman" w:cs="Times New Roman"/>
-          <w:b/>
-          <w:sz w:val="28"/>
-        </w:rPr>
-      </w:pPr>
-    </w:p>
-    <w:p>
-      <w:pPr>
-        <w:jc w:val="center"/>
-        <w:rPr>
-          <w:rFonts w:ascii="Times New Roman" w:hAnsi="Times New Roman" w:cs="Times New Roman"/>
-          <w:b/>
-          <w:sz w:val="28"/>
-        </w:rPr>
-      </w:pPr>
-    </w:p>
-    <w:p>
-      <w:pPr>
-        <w:jc w:val="center"/>
-        <w:rPr>
-          <w:rFonts w:ascii="Times New Roman" w:hAnsi="Times New Roman" w:cs="Times New Roman"/>
-          <w:b/>
-          <w:sz w:val="28"/>
-        </w:rPr>
-      </w:pPr>
+        <w:t xml:space="preserve"> CÔNG NGHỆ THÔNG T</w:t>
+      </w:r>
       <w:r>
         <w:rPr>
           <w:rFonts w:ascii="Times New Roman" w:hAnsi="Times New Roman" w:cs="Times New Roman"/>
           <w:b/>
           <w:sz w:val="32"/>
           <w:szCs w:val="32"/>
-        </w:rPr>
-        <w:t>KHÓA LUẬN TỐT NGHIỆP</w:t>
+          <w:lang w:val="en-US"/>
+        </w:rPr>
+        <w:t>IN</w:t>
+      </w:r>
+      <w:r>
+        <w:rPr>
+          <w:rFonts w:ascii="Times New Roman" w:hAnsi="Times New Roman" w:cs="Times New Roman"/>
+          <w:b/>
+          <w:sz w:val="32"/>
+          <w:szCs w:val="32"/>
+        </w:rPr>
+        <w:tab/>
+      </w:r>
+    </w:p>
+    <w:p>
+      <w:pPr>
+        <w:jc w:val="center"/>
+        <w:rPr>
+          <w:rFonts w:ascii="Times New Roman" w:hAnsi="Times New Roman" w:cs="Times New Roman"/>
+          <w:sz w:val="28"/>
+        </w:rPr>
+      </w:pPr>
+    </w:p>
+    <w:p>
+      <w:pPr>
+        <w:jc w:val="center"/>
+        <w:rPr>
+          <w:rFonts w:ascii="Times New Roman" w:hAnsi="Times New Roman" w:cs="Times New Roman"/>
+          <w:sz w:val="28"/>
+        </w:rPr>
+      </w:pPr>
+    </w:p>
+    <w:p>
+      <w:pPr>
+        <w:jc w:val="center"/>
+        <w:rPr>
+          <w:rFonts w:ascii="Times New Roman" w:hAnsi="Times New Roman" w:cs="Times New Roman"/>
+          <w:b/>
+          <w:sz w:val="28"/>
+        </w:rPr>
+      </w:pPr>
+    </w:p>
+    <w:p>
+      <w:pPr>
+        <w:jc w:val="center"/>
+        <w:rPr>
+          <w:rFonts w:ascii="Times New Roman" w:hAnsi="Times New Roman" w:cs="Times New Roman"/>
+          <w:b/>
+          <w:sz w:val="28"/>
+          <w:lang w:val="en-US"/>
+        </w:rPr>
+      </w:pPr>
+      <w:r>
+        <w:rPr>
+          <w:rFonts w:ascii="Times New Roman" w:hAnsi="Times New Roman" w:cs="Times New Roman"/>
+          <w:b/>
+          <w:sz w:val="28"/>
+          <w:lang w:val="en-US"/>
+        </w:rPr>
+        <w:t>NGUYỄN ĐÀO ANH ĐẠT</w:t>
+      </w:r>
+    </w:p>
+    <w:p>
+      <w:pPr>
+        <w:jc w:val="center"/>
+        <w:rPr>
+          <w:rFonts w:ascii="Times New Roman" w:hAnsi="Times New Roman" w:cs="Times New Roman"/>
+          <w:b/>
+          <w:sz w:val="28"/>
+          <w:lang w:val="en-US"/>
+        </w:rPr>
+      </w:pPr>
+      <w:r>
+        <w:rPr>
+          <w:rFonts w:ascii="Times New Roman" w:hAnsi="Times New Roman" w:cs="Times New Roman"/>
+          <w:b/>
+          <w:sz w:val="28"/>
+          <w:lang w:val="en-US"/>
+        </w:rPr>
+        <w:t>NGUYỄN ĐIỀN TRIẾT</w:t>
+      </w:r>
+    </w:p>
+    <w:p>
+      <w:pPr>
+        <w:jc w:val="center"/>
+        <w:rPr>
+          <w:rFonts w:ascii="Times New Roman" w:hAnsi="Times New Roman" w:cs="Times New Roman"/>
+          <w:sz w:val="28"/>
+        </w:rPr>
+      </w:pPr>
+    </w:p>
+    <w:p>
+      <w:pPr>
+        <w:jc w:val="center"/>
+        <w:rPr>
+          <w:rFonts w:ascii="Times New Roman" w:hAnsi="Times New Roman" w:cs="Times New Roman"/>
+          <w:b/>
+          <w:sz w:val="28"/>
+        </w:rPr>
+      </w:pPr>
+    </w:p>
+    <w:p>
+      <w:pPr>
+        <w:jc w:val="center"/>
+        <w:rPr>
+          <w:rFonts w:ascii="Times New Roman" w:hAnsi="Times New Roman" w:cs="Times New Roman"/>
+          <w:b/>
+          <w:sz w:val="28"/>
+        </w:rPr>
+      </w:pPr>
+    </w:p>
+    <w:p>
+      <w:pPr>
+        <w:jc w:val="center"/>
+        <w:rPr>
+          <w:rFonts w:ascii="Times New Roman" w:hAnsi="Times New Roman" w:cs="Times New Roman"/>
+          <w:b/>
+          <w:sz w:val="28"/>
+          <w:lang w:val="en-US"/>
+        </w:rPr>
+      </w:pPr>
+      <w:r>
+        <w:rPr>
+          <w:rFonts w:ascii="Times New Roman" w:hAnsi="Times New Roman" w:cs="Times New Roman"/>
+          <w:b/>
+          <w:sz w:val="32"/>
+          <w:szCs w:val="32"/>
+          <w:lang w:val="en-US"/>
+        </w:rPr>
+        <w:t>ĐỒ ÁN</w:t>
       </w:r>
     </w:p>
     <w:p>
@@ -209,29 +253,6 @@
       <w:pPr>
         <w:jc w:val="center"/>
         <w:rPr>
-          <w:rFonts w:ascii="Times New Roman" w:hAnsi="Times New Roman" w:cs="Times New Roman"/>
-          <w:b/>
-          <w:color w:val="000000" w:themeColor="text1"/>
-          <w:sz w:val="32"/>
-          <w:szCs w:val="32"/>
-          <w:lang w:val="en-US"/>
-        </w:rPr>
-      </w:pPr>
-      <w:r>
-        <w:rPr>
-          <w:rFonts w:ascii="Times New Roman" w:hAnsi="Times New Roman" w:cs="Times New Roman"/>
-          <w:b/>
-          <w:color w:val="FF0000"/>
-          <w:sz w:val="32"/>
-          <w:szCs w:val="32"/>
-        </w:rPr>
-        <w:t>&lt;Tên khóa luận Tiếng Anh&gt;</w:t>
-      </w:r>
-    </w:p>
-    <w:p>
-      <w:pPr>
-        <w:jc w:val="center"/>
-        <w:rPr>
           <w:rFonts w:cstheme="majorHAnsi"/>
           <w:sz w:val="28"/>
         </w:rPr>
@@ -245,24 +266,6 @@
           <w:sz w:val="28"/>
         </w:rPr>
       </w:pPr>
-    </w:p>
-    <w:p>
-      <w:pPr>
-        <w:jc w:val="center"/>
-        <w:rPr>
-          <w:rFonts w:ascii="Times New Roman" w:hAnsi="Times New Roman" w:cs="Times New Roman"/>
-          <w:b/>
-          <w:sz w:val="28"/>
-        </w:rPr>
-      </w:pPr>
-      <w:r>
-        <w:rPr>
-          <w:rFonts w:ascii="Times New Roman" w:hAnsi="Times New Roman" w:cs="Times New Roman"/>
-          <w:b/>
-          <w:sz w:val="28"/>
-        </w:rPr>
-        <w:t>KỸ SƯ/ CỬ NHÂN NGÀNH &lt;TÊN NGÀNH&gt;</w:t>
-      </w:r>
     </w:p>
     <w:p>
       <w:pPr>
@@ -336,6 +339,7 @@
           <w:rFonts w:ascii="Times New Roman" w:hAnsi="Times New Roman" w:cs="Times New Roman"/>
           <w:b/>
           <w:szCs w:val="26"/>
+          <w:lang w:val="en-US"/>
         </w:rPr>
       </w:pPr>
       <w:r>
@@ -344,7 +348,17 @@
           <w:b/>
           <w:szCs w:val="26"/>
         </w:rPr>
-        <w:t>TP. HỒ CHÍ MINH, &lt;NĂM&gt;</w:t>
+        <w:t xml:space="preserve">TP. HỒ CHÍ MINH, </w:t>
+      </w:r>
+      <w:r>
+        <w:rPr>
+          <w:rFonts w:ascii="Times New Roman" w:hAnsi="Times New Roman" w:cs="Times New Roman"/>
+          <w:b/>
+          <w:color w:val="0000FF"/>
+          <w:szCs w:val="26"/>
+          <w:lang w:val="en-US"/>
+        </w:rPr>
+        <w:t>2026</w:t>
       </w:r>
     </w:p>
     <w:p>
@@ -419,6 +433,7 @@
           <w:b/>
           <w:sz w:val="36"/>
           <w:szCs w:val="26"/>
+          <w:lang w:val="en-US"/>
         </w:rPr>
       </w:pPr>
       <w:r>
@@ -428,7 +443,26 @@
           <w:sz w:val="32"/>
           <w:szCs w:val="28"/>
         </w:rPr>
-        <w:t>KHOA………….</w:t>
+        <w:t>KHOA</w:t>
+      </w:r>
+      <w:r>
+        <w:rPr>
+          <w:rFonts w:ascii="Times New Roman" w:hAnsi="Times New Roman" w:cs="Times New Roman"/>
+          <w:b/>
+          <w:sz w:val="32"/>
+          <w:szCs w:val="28"/>
+        </w:rPr>
+        <w:t xml:space="preserve"> CÔNG NGHỆ THÔNG T</w:t>
+      </w:r>
+      <w:r>
+        <w:rPr>
+          <w:rFonts w:ascii="Times New Roman" w:hAnsi="Times New Roman" w:cs="Times New Roman"/>
+          <w:b/>
+          <w:sz w:val="32"/>
+          <w:szCs w:val="28"/>
+          <w:lang w:val="en-US"/>
+        </w:rPr>
+        <w:t>IN</w:t>
       </w:r>
     </w:p>
     <w:p>
@@ -466,6 +500,7 @@
           <w:b/>
           <w:sz w:val="28"/>
           <w:szCs w:val="28"/>
+          <w:lang w:val="en-US"/>
         </w:rPr>
       </w:pPr>
       <w:r>
@@ -475,7 +510,61 @@
           <w:sz w:val="28"/>
           <w:szCs w:val="28"/>
         </w:rPr>
-        <w:t>&lt;TÊN SINH VIÊN&gt; – &lt;MÃ SINH VIÊN&gt;</w:t>
+        <w:t>NGUYỄN ĐÀO ANH ĐẠT</w:t>
+      </w:r>
+      <w:r>
+        <w:rPr>
+          <w:rFonts w:ascii="Times New Roman" w:hAnsi="Times New Roman" w:cs="Times New Roman"/>
+          <w:b/>
+          <w:sz w:val="28"/>
+          <w:szCs w:val="28"/>
+        </w:rPr>
+        <w:t xml:space="preserve"> – </w:t>
+      </w:r>
+      <w:r>
+        <w:rPr>
+          <w:rFonts w:ascii="Times New Roman" w:hAnsi="Times New Roman" w:cs="Times New Roman"/>
+          <w:b/>
+          <w:sz w:val="28"/>
+          <w:szCs w:val="28"/>
+          <w:lang w:val="en-US"/>
+        </w:rPr>
+        <w:t>25410183</w:t>
+      </w:r>
+    </w:p>
+    <w:p>
+      <w:pPr>
+        <w:jc w:val="center"/>
+        <w:rPr>
+          <w:rFonts w:ascii="Times New Roman" w:hAnsi="Times New Roman" w:cs="Times New Roman"/>
+          <w:b/>
+          <w:color w:val="0000FF"/>
+          <w:sz w:val="28"/>
+          <w:szCs w:val="28"/>
+          <w:lang w:val="en-US"/>
+        </w:rPr>
+      </w:pPr>
+      <w:r>
+        <w:rPr>
+          <w:rFonts w:ascii="Times New Roman" w:hAnsi="Times New Roman" w:cs="Times New Roman"/>
+          <w:b/>
+          <w:color w:val="0000FF"/>
+          <w:sz w:val="28"/>
+          <w:szCs w:val="28"/>
+          <w:lang w:val="en-US"/>
+        </w:rPr>
+        <w:t xml:space="preserve">NGUYỄN ĐIỀN TRIẾT - </w:t>
+      </w:r>
+      <w:r>
+        <w:rPr>
+          <w:rFonts w:ascii="Times New Roman" w:hAnsi="Times New Roman" w:cs="Times New Roman"/>
+          <w:b/>
+          <w:color w:val="0000FF"/>
+          <w:sz w:val="28"/>
+          <w:szCs w:val="28"/>
+          <w:lang w:val="en-US"/>
+        </w:rPr>
+        <w:t>25410321</w:t>
       </w:r>
     </w:p>
     <w:p>
@@ -512,6 +601,7 @@
           <w:rFonts w:ascii="Times New Roman" w:hAnsi="Times New Roman" w:cs="Times New Roman"/>
           <w:b/>
           <w:sz w:val="32"/>
+          <w:lang w:val="en-US"/>
         </w:rPr>
       </w:pPr>
       <w:r>
@@ -519,8 +609,9 @@
           <w:rFonts w:ascii="Times New Roman" w:hAnsi="Times New Roman" w:cs="Times New Roman"/>
           <w:b/>
           <w:sz w:val="32"/>
-        </w:rPr>
-        <w:t>KHÓA LUẬN TỐT NGHIỆP</w:t>
+          <w:lang w:val="en-US"/>
+        </w:rPr>
+        <w:t>ĐỒ ÁN</w:t>
       </w:r>
     </w:p>
     <w:p>
@@ -552,7 +643,6 @@
           <w:color w:val="000000" w:themeColor="text1"/>
           <w:sz w:val="32"/>
           <w:szCs w:val="32"/>
-          <w:lang w:val="en-US"/>
         </w:rPr>
       </w:pPr>
       <w:r>
@@ -574,7 +664,6 @@
           <w:b/>
           <w:sz w:val="36"/>
           <w:szCs w:val="36"/>
-          <w:lang w:val="en-US"/>
         </w:rPr>
       </w:pPr>
     </w:p>
@@ -583,7 +672,6 @@
         <w:rPr>
           <w:rFonts w:ascii="Times New Roman" w:hAnsi="Times New Roman" w:cs="Times New Roman"/>
           <w:sz w:val="28"/>
-          <w:lang w:val="en-US"/>
         </w:rPr>
       </w:pPr>
     </w:p>
@@ -660,7 +748,7 @@
           <w:b/>
           <w:sz w:val="28"/>
         </w:rPr>
-        <w:t>&lt;TÊN GIẢNG VIÊN HƯỚNG DẪN&gt;</w:t>
+        <w:t>HÀ LÊ HOÀI TRUNG</w:t>
       </w:r>
     </w:p>
     <w:p>
@@ -717,7 +805,8 @@
           <w:b/>
           <w:szCs w:val="26"/>
         </w:rPr>
-        <w:t>TP. HỒ CHÍ MINH, &lt;NĂM</w:t>
+        <w:lastRenderedPageBreak/>
+        <w:t xml:space="preserve">TP. HỒ CHÍ MINH, </w:t>
       </w:r>
       <w:r>
         <w:rPr>
@@ -725,7 +814,16 @@
           <w:b/>
           <w:szCs w:val="26"/>
         </w:rPr>
-        <w:t>&gt;</w:t>
+        <w:t>2</w:t>
+      </w:r>
+      <w:r>
+        <w:rPr>
+          <w:rFonts w:ascii="Times New Roman" w:hAnsi="Times New Roman" w:cs="Times New Roman"/>
+          <w:b/>
+          <w:szCs w:val="26"/>
+          <w:lang w:val="en-US"/>
+        </w:rPr>
+        <w:t>026</w:t>
       </w:r>
     </w:p>
     <w:p>
@@ -812,7 +910,7 @@
         </w:rPr>
         <w:sectPr>
           <w:pgSz w:w="11906" w:h="16838"/>
-          <w:pgMar w:top="1800" w:right="1133" w:bottom="851" w:left="1440" w:header="708" w:footer="708" w:gutter="0"/>
+          <w:pgMar w:top="1701" w:right="1134" w:bottom="1985" w:left="1985" w:header="709" w:footer="709" w:gutter="0"/>
           <w:cols w:space="708"/>
           <w:docGrid w:linePitch="360"/>
         </w:sectPr>
@@ -2872,6 +2970,7 @@
           <w:b/>
           <w:sz w:val="28"/>
           <w:szCs w:val="26"/>
+          <w:lang w:val="en-US"/>
         </w:rPr>
       </w:pPr>
     </w:p>
@@ -3033,7 +3132,6 @@
         </w:rPr>
         <w:br w:type="page"/>
       </w:r>
-      <w:proofErr w:type="spellStart"/>
       <w:ins w:id="2" w:author="Lê Thị Trúc Phương" w:date="2020-07-08T11:02:00Z">
         <w:r>
           <w:rPr>
@@ -3052,9 +3150,10 @@
             </w:rPrChange>
           </w:rPr>
           <w:lastRenderedPageBreak/>
-          <w:t>Chương</w:t>
-        </w:r>
-        <w:proofErr w:type="spellEnd"/>
+          <w:t>Chương 1</w:t>
+        </w:r>
+      </w:ins>
+      <w:ins w:id="4" w:author="Lê Thị Trúc Phương" w:date="2020-07-08T11:03:00Z">
         <w:r>
           <w:rPr>
             <w:rFonts w:ascii="Times New Roman" w:eastAsia="Times New Roman" w:hAnsi="Times New Roman" w:cs="Times New Roman"/>
@@ -3062,27 +3161,7 @@
             <w:bCs/>
             <w:szCs w:val="28"/>
             <w:lang w:val="en-US"/>
-            <w:rPrChange w:id="4" w:author="Lê Thị Trúc Phương" w:date="2020-07-08T11:06:00Z">
-              <w:rPr>
-                <w:rFonts w:eastAsia="Times New Roman"/>
-                <w:sz w:val="26"/>
-                <w:szCs w:val="26"/>
-                <w:lang w:val="en-US"/>
-              </w:rPr>
-            </w:rPrChange>
-          </w:rPr>
-          <w:t xml:space="preserve"> 1</w:t>
-        </w:r>
-      </w:ins>
-      <w:ins w:id="5" w:author="Lê Thị Trúc Phương" w:date="2020-07-08T11:03:00Z">
-        <w:r>
-          <w:rPr>
-            <w:rFonts w:ascii="Times New Roman" w:eastAsia="Times New Roman" w:hAnsi="Times New Roman" w:cs="Times New Roman"/>
-            <w:b w:val="0"/>
-            <w:bCs/>
-            <w:szCs w:val="28"/>
-            <w:lang w:val="en-US"/>
-            <w:rPrChange w:id="6" w:author="Lê Thị Trúc Phương" w:date="2020-07-08T11:06:00Z">
+            <w:rPrChange w:id="5" w:author="Lê Thị Trúc Phương" w:date="2020-07-08T11:06:00Z">
               <w:rPr>
                 <w:rFonts w:ascii="Times New Roman" w:eastAsia="Times New Roman" w:hAnsi="Times New Roman" w:cs="Times New Roman"/>
                 <w:sz w:val="26"/>
@@ -3094,25 +3173,25 @@
           <w:t>.</w:t>
         </w:r>
       </w:ins>
-      <w:del w:id="7" w:author="Lê Thị Trúc Phương" w:date="2020-07-08T11:03:00Z">
+      <w:del w:id="6" w:author="Lê Thị Trúc Phương" w:date="2020-07-08T11:03:00Z">
         <w:r>
           <w:rPr>
             <w:rFonts w:ascii="Times New Roman" w:hAnsi="Times New Roman" w:cs="Times New Roman"/>
             <w:szCs w:val="28"/>
-            <w:rPrChange w:id="8" w:author="Lê Thị Trúc Phương" w:date="2020-07-08T11:06:00Z">
+            <w:rPrChange w:id="7" w:author="Lê Thị Trúc Phương" w:date="2020-07-08T11:06:00Z">
               <w:rPr/>
             </w:rPrChange>
           </w:rPr>
           <w:delText xml:space="preserve"> </w:delText>
         </w:r>
       </w:del>
-      <w:bookmarkStart w:id="9" w:name="_Toc367742496"/>
-      <w:ins w:id="10" w:author="Lê Thị Trúc Phương" w:date="2020-07-08T11:04:00Z">
+      <w:bookmarkStart w:id="8" w:name="_Toc367742496"/>
+      <w:ins w:id="9" w:author="Lê Thị Trúc Phương" w:date="2020-07-08T11:04:00Z">
         <w:r>
           <w:rPr>
             <w:rFonts w:ascii="Times New Roman" w:hAnsi="Times New Roman" w:cs="Times New Roman"/>
             <w:lang w:val="en-US"/>
-            <w:rPrChange w:id="11" w:author="Lê Thị Trúc Phương" w:date="2020-07-08T11:04:00Z">
+            <w:rPrChange w:id="10" w:author="Lê Thị Trúc Phương" w:date="2020-07-08T11:04:00Z">
               <w:rPr>
                 <w:lang w:val="en-US"/>
               </w:rPr>
@@ -3124,24 +3203,13 @@
       <w:r>
         <w:rPr>
           <w:rFonts w:ascii="Times New Roman" w:hAnsi="Times New Roman" w:cs="Times New Roman"/>
-          <w:rPrChange w:id="12" w:author="Lê Thị Trúc Phương" w:date="2020-07-08T11:04:00Z">
+          <w:rPrChange w:id="11" w:author="Lê Thị Trúc Phương" w:date="2020-07-08T11:04:00Z">
             <w:rPr/>
           </w:rPrChange>
         </w:rPr>
-        <w:t>T</w:t>
-      </w:r>
-      <w:bookmarkStart w:id="13" w:name="_GoBack"/>
-      <w:bookmarkEnd w:id="13"/>
-      <w:r>
-        <w:rPr>
-          <w:rFonts w:ascii="Times New Roman" w:hAnsi="Times New Roman" w:cs="Times New Roman"/>
-          <w:rPrChange w:id="14" w:author="Lê Thị Trúc Phương" w:date="2020-07-08T11:04:00Z">
-            <w:rPr/>
-          </w:rPrChange>
-        </w:rPr>
-        <w:t>ÊN CHƯƠNG 1</w:t>
-      </w:r>
-      <w:bookmarkEnd w:id="9"/>
+        <w:t>TÊN CHƯƠNG 1</w:t>
+      </w:r>
+      <w:bookmarkEnd w:id="8"/>
     </w:p>
     <w:p>
       <w:pPr>
@@ -3151,399 +3219,133 @@
           <w:lang w:val="en-US"/>
         </w:rPr>
       </w:pPr>
-      <w:bookmarkStart w:id="15" w:name="_Toc367742497"/>
-      <w:proofErr w:type="spellStart"/>
+      <w:bookmarkStart w:id="12" w:name="_Toc367742497"/>
       <w:r>
         <w:rPr>
           <w:rFonts w:ascii="Times New Roman" w:eastAsia="Times New Roman" w:hAnsi="Times New Roman" w:cs="Times New Roman"/>
           <w:lang w:val="en-US"/>
         </w:rPr>
-        <w:t>Chủ</w:t>
-      </w:r>
-      <w:proofErr w:type="spellEnd"/>
-      <w:r>
+        <w:t>Chủ đề cấp độ 2</w:t>
+      </w:r>
+      <w:bookmarkEnd w:id="12"/>
+    </w:p>
+    <w:p>
+      <w:pPr>
+        <w:rPr>
+          <w:rFonts w:ascii="Times New Roman" w:hAnsi="Times New Roman" w:cs="Times New Roman"/>
+          <w:szCs w:val="26"/>
+          <w:lang w:val="en-US"/>
+        </w:rPr>
+      </w:pPr>
+      <w:r>
+        <w:rPr>
+          <w:rFonts w:ascii="Times New Roman" w:hAnsi="Times New Roman" w:cs="Times New Roman"/>
+          <w:szCs w:val="26"/>
+          <w:lang w:val="en-US"/>
+        </w:rPr>
+        <w:t>Nội dung …………………</w:t>
+      </w:r>
+    </w:p>
+    <w:p>
+      <w:pPr>
+        <w:rPr>
+          <w:rFonts w:ascii="Times New Roman" w:hAnsi="Times New Roman" w:cs="Times New Roman"/>
+          <w:szCs w:val="26"/>
+          <w:lang w:val="en-US"/>
+        </w:rPr>
+      </w:pPr>
+      <w:r>
+        <w:rPr>
+          <w:rFonts w:ascii="Times New Roman" w:hAnsi="Times New Roman" w:cs="Times New Roman"/>
+          <w:szCs w:val="26"/>
+          <w:lang w:val="en-US"/>
+        </w:rPr>
+        <w:t>Nội dung………………….</w:t>
+      </w:r>
+    </w:p>
+    <w:p>
+      <w:pPr>
+        <w:pStyle w:val="Heading3"/>
         <w:rPr>
           <w:rFonts w:ascii="Times New Roman" w:eastAsia="Times New Roman" w:hAnsi="Times New Roman" w:cs="Times New Roman"/>
           <w:lang w:val="en-US"/>
         </w:rPr>
-        <w:t xml:space="preserve"> </w:t>
-      </w:r>
-      <w:proofErr w:type="spellStart"/>
+      </w:pPr>
+      <w:bookmarkStart w:id="13" w:name="_Toc367742498"/>
       <w:r>
         <w:rPr>
           <w:rFonts w:ascii="Times New Roman" w:eastAsia="Times New Roman" w:hAnsi="Times New Roman" w:cs="Times New Roman"/>
           <w:lang w:val="en-US"/>
         </w:rPr>
-        <w:t>đề</w:t>
-      </w:r>
-      <w:proofErr w:type="spellEnd"/>
+        <w:t>Chủ đề cấp độ 3</w:t>
+      </w:r>
+      <w:bookmarkEnd w:id="13"/>
+    </w:p>
+    <w:p>
+      <w:pPr>
+        <w:ind w:firstLine="227"/>
+        <w:rPr>
+          <w:rFonts w:ascii="Times New Roman" w:hAnsi="Times New Roman" w:cs="Times New Roman"/>
+          <w:lang w:val="en-US"/>
+        </w:rPr>
+      </w:pPr>
+      <w:r>
+        <w:rPr>
+          <w:rFonts w:ascii="Times New Roman" w:hAnsi="Times New Roman" w:cs="Times New Roman"/>
+          <w:lang w:val="en-US"/>
+        </w:rPr>
+        <w:t>Nội dung</w:t>
+      </w:r>
+    </w:p>
+    <w:p>
+      <w:pPr>
+        <w:pStyle w:val="Heading3"/>
+        <w:rPr>
+          <w:rFonts w:ascii="Times New Roman" w:eastAsia="Times New Roman" w:hAnsi="Times New Roman" w:cs="Times New Roman"/>
+        </w:rPr>
+      </w:pPr>
+      <w:bookmarkStart w:id="14" w:name="_Toc367742499"/>
       <w:r>
         <w:rPr>
           <w:rFonts w:ascii="Times New Roman" w:eastAsia="Times New Roman" w:hAnsi="Times New Roman" w:cs="Times New Roman"/>
           <w:lang w:val="en-US"/>
         </w:rPr>
-        <w:t xml:space="preserve"> </w:t>
-      </w:r>
-      <w:proofErr w:type="spellStart"/>
-      <w:r>
-        <w:rPr>
-          <w:rFonts w:ascii="Times New Roman" w:eastAsia="Times New Roman" w:hAnsi="Times New Roman" w:cs="Times New Roman"/>
+        <w:t>Chủ đề cấp độ 3</w:t>
+      </w:r>
+      <w:bookmarkEnd w:id="14"/>
+    </w:p>
+    <w:p>
+      <w:pPr>
+        <w:pStyle w:val="Heading4"/>
+        <w:rPr>
+          <w:rFonts w:ascii="Times New Roman" w:hAnsi="Times New Roman" w:cs="Times New Roman"/>
           <w:lang w:val="en-US"/>
         </w:rPr>
-        <w:t>cấp</w:t>
-      </w:r>
-      <w:proofErr w:type="spellEnd"/>
-      <w:r>
-        <w:rPr>
-          <w:rFonts w:ascii="Times New Roman" w:eastAsia="Times New Roman" w:hAnsi="Times New Roman" w:cs="Times New Roman"/>
+      </w:pPr>
+      <w:bookmarkStart w:id="15" w:name="_Toc367742500"/>
+      <w:r>
+        <w:rPr>
+          <w:rFonts w:ascii="Times New Roman" w:hAnsi="Times New Roman" w:cs="Times New Roman"/>
           <w:lang w:val="en-US"/>
         </w:rPr>
-        <w:t xml:space="preserve"> </w:t>
-      </w:r>
-      <w:proofErr w:type="spellStart"/>
-      <w:r>
-        <w:rPr>
-          <w:rFonts w:ascii="Times New Roman" w:eastAsia="Times New Roman" w:hAnsi="Times New Roman" w:cs="Times New Roman"/>
+        <w:t>Chủ đề cấp độ 4</w:t>
+      </w:r>
+      <w:bookmarkEnd w:id="15"/>
+    </w:p>
+    <w:p>
+      <w:pPr>
+        <w:ind w:firstLine="624"/>
+        <w:rPr>
+          <w:rFonts w:ascii="Times New Roman" w:hAnsi="Times New Roman" w:cs="Times New Roman"/>
           <w:lang w:val="en-US"/>
         </w:rPr>
-        <w:t>độ</w:t>
-      </w:r>
-      <w:proofErr w:type="spellEnd"/>
-      <w:r>
-        <w:rPr>
-          <w:rFonts w:ascii="Times New Roman" w:eastAsia="Times New Roman" w:hAnsi="Times New Roman" w:cs="Times New Roman"/>
+      </w:pPr>
+      <w:r>
+        <w:rPr>
+          <w:rFonts w:ascii="Times New Roman" w:hAnsi="Times New Roman" w:cs="Times New Roman"/>
           <w:lang w:val="en-US"/>
         </w:rPr>
-        <w:t xml:space="preserve"> 2</w:t>
-      </w:r>
-      <w:bookmarkEnd w:id="15"/>
-    </w:p>
-    <w:p>
-      <w:pPr>
-        <w:rPr>
-          <w:rFonts w:ascii="Times New Roman" w:hAnsi="Times New Roman" w:cs="Times New Roman"/>
-          <w:szCs w:val="26"/>
-          <w:lang w:val="en-US"/>
-        </w:rPr>
-      </w:pPr>
-      <w:proofErr w:type="spellStart"/>
-      <w:r>
-        <w:rPr>
-          <w:rFonts w:ascii="Times New Roman" w:hAnsi="Times New Roman" w:cs="Times New Roman"/>
-          <w:szCs w:val="26"/>
-          <w:lang w:val="en-US"/>
-        </w:rPr>
-        <w:t>Nội</w:t>
-      </w:r>
-      <w:proofErr w:type="spellEnd"/>
-      <w:r>
-        <w:rPr>
-          <w:rFonts w:ascii="Times New Roman" w:hAnsi="Times New Roman" w:cs="Times New Roman"/>
-          <w:szCs w:val="26"/>
-          <w:lang w:val="en-US"/>
-        </w:rPr>
-        <w:t xml:space="preserve"> dung …………………</w:t>
-      </w:r>
-    </w:p>
-    <w:p>
-      <w:pPr>
-        <w:rPr>
-          <w:rFonts w:ascii="Times New Roman" w:hAnsi="Times New Roman" w:cs="Times New Roman"/>
-          <w:szCs w:val="26"/>
-          <w:lang w:val="en-US"/>
-        </w:rPr>
-      </w:pPr>
-      <w:proofErr w:type="spellStart"/>
-      <w:r>
-        <w:rPr>
-          <w:rFonts w:ascii="Times New Roman" w:hAnsi="Times New Roman" w:cs="Times New Roman"/>
-          <w:szCs w:val="26"/>
-          <w:lang w:val="en-US"/>
-        </w:rPr>
-        <w:t>Nội</w:t>
-      </w:r>
-      <w:proofErr w:type="spellEnd"/>
-      <w:r>
-        <w:rPr>
-          <w:rFonts w:ascii="Times New Roman" w:hAnsi="Times New Roman" w:cs="Times New Roman"/>
-          <w:szCs w:val="26"/>
-          <w:lang w:val="en-US"/>
-        </w:rPr>
-        <w:t xml:space="preserve"> dung………………….</w:t>
-      </w:r>
-    </w:p>
-    <w:p>
-      <w:pPr>
-        <w:pStyle w:val="Heading3"/>
-        <w:rPr>
-          <w:rFonts w:ascii="Times New Roman" w:eastAsia="Times New Roman" w:hAnsi="Times New Roman" w:cs="Times New Roman"/>
-          <w:lang w:val="en-US"/>
-        </w:rPr>
-      </w:pPr>
-      <w:bookmarkStart w:id="16" w:name="_Toc367742498"/>
-      <w:proofErr w:type="spellStart"/>
-      <w:r>
-        <w:rPr>
-          <w:rFonts w:ascii="Times New Roman" w:eastAsia="Times New Roman" w:hAnsi="Times New Roman" w:cs="Times New Roman"/>
-          <w:lang w:val="en-US"/>
-        </w:rPr>
-        <w:t>Chủ</w:t>
-      </w:r>
-      <w:proofErr w:type="spellEnd"/>
-      <w:r>
-        <w:rPr>
-          <w:rFonts w:ascii="Times New Roman" w:eastAsia="Times New Roman" w:hAnsi="Times New Roman" w:cs="Times New Roman"/>
-          <w:lang w:val="en-US"/>
-        </w:rPr>
-        <w:t xml:space="preserve"> </w:t>
-      </w:r>
-      <w:proofErr w:type="spellStart"/>
-      <w:r>
-        <w:rPr>
-          <w:rFonts w:ascii="Times New Roman" w:eastAsia="Times New Roman" w:hAnsi="Times New Roman" w:cs="Times New Roman"/>
-          <w:lang w:val="en-US"/>
-        </w:rPr>
-        <w:t>đề</w:t>
-      </w:r>
-      <w:proofErr w:type="spellEnd"/>
-      <w:r>
-        <w:rPr>
-          <w:rFonts w:ascii="Times New Roman" w:eastAsia="Times New Roman" w:hAnsi="Times New Roman" w:cs="Times New Roman"/>
-          <w:lang w:val="en-US"/>
-        </w:rPr>
-        <w:t xml:space="preserve"> </w:t>
-      </w:r>
-      <w:proofErr w:type="spellStart"/>
-      <w:r>
-        <w:rPr>
-          <w:rFonts w:ascii="Times New Roman" w:eastAsia="Times New Roman" w:hAnsi="Times New Roman" w:cs="Times New Roman"/>
-          <w:lang w:val="en-US"/>
-        </w:rPr>
-        <w:t>cấp</w:t>
-      </w:r>
-      <w:proofErr w:type="spellEnd"/>
-      <w:r>
-        <w:rPr>
-          <w:rFonts w:ascii="Times New Roman" w:eastAsia="Times New Roman" w:hAnsi="Times New Roman" w:cs="Times New Roman"/>
-          <w:lang w:val="en-US"/>
-        </w:rPr>
-        <w:t xml:space="preserve"> </w:t>
-      </w:r>
-      <w:proofErr w:type="spellStart"/>
-      <w:r>
-        <w:rPr>
-          <w:rFonts w:ascii="Times New Roman" w:eastAsia="Times New Roman" w:hAnsi="Times New Roman" w:cs="Times New Roman"/>
-          <w:lang w:val="en-US"/>
-        </w:rPr>
-        <w:t>độ</w:t>
-      </w:r>
-      <w:proofErr w:type="spellEnd"/>
-      <w:r>
-        <w:rPr>
-          <w:rFonts w:ascii="Times New Roman" w:eastAsia="Times New Roman" w:hAnsi="Times New Roman" w:cs="Times New Roman"/>
-          <w:lang w:val="en-US"/>
-        </w:rPr>
-        <w:t xml:space="preserve"> 3</w:t>
-      </w:r>
-      <w:bookmarkEnd w:id="16"/>
-    </w:p>
-    <w:p>
-      <w:pPr>
-        <w:ind w:firstLine="227"/>
-        <w:rPr>
-          <w:rFonts w:ascii="Times New Roman" w:hAnsi="Times New Roman" w:cs="Times New Roman"/>
-          <w:lang w:val="en-US"/>
-        </w:rPr>
-      </w:pPr>
-      <w:proofErr w:type="spellStart"/>
-      <w:r>
-        <w:rPr>
-          <w:rFonts w:ascii="Times New Roman" w:hAnsi="Times New Roman" w:cs="Times New Roman"/>
-          <w:lang w:val="en-US"/>
-        </w:rPr>
-        <w:t>Nội</w:t>
-      </w:r>
-      <w:proofErr w:type="spellEnd"/>
-      <w:r>
-        <w:rPr>
-          <w:rFonts w:ascii="Times New Roman" w:hAnsi="Times New Roman" w:cs="Times New Roman"/>
-          <w:lang w:val="en-US"/>
-        </w:rPr>
-        <w:t xml:space="preserve"> dung</w:t>
-      </w:r>
-    </w:p>
-    <w:p>
-      <w:pPr>
-        <w:pStyle w:val="Heading3"/>
-        <w:rPr>
-          <w:rFonts w:ascii="Times New Roman" w:eastAsia="Times New Roman" w:hAnsi="Times New Roman" w:cs="Times New Roman"/>
-        </w:rPr>
-      </w:pPr>
-      <w:bookmarkStart w:id="17" w:name="_Toc367742499"/>
-      <w:proofErr w:type="spellStart"/>
-      <w:r>
-        <w:rPr>
-          <w:rFonts w:ascii="Times New Roman" w:eastAsia="Times New Roman" w:hAnsi="Times New Roman" w:cs="Times New Roman"/>
-          <w:lang w:val="en-US"/>
-        </w:rPr>
-        <w:t>Chủ</w:t>
-      </w:r>
-      <w:proofErr w:type="spellEnd"/>
-      <w:r>
-        <w:rPr>
-          <w:rFonts w:ascii="Times New Roman" w:eastAsia="Times New Roman" w:hAnsi="Times New Roman" w:cs="Times New Roman"/>
-          <w:lang w:val="en-US"/>
-        </w:rPr>
-        <w:t xml:space="preserve"> </w:t>
-      </w:r>
-      <w:proofErr w:type="spellStart"/>
-      <w:r>
-        <w:rPr>
-          <w:rFonts w:ascii="Times New Roman" w:eastAsia="Times New Roman" w:hAnsi="Times New Roman" w:cs="Times New Roman"/>
-          <w:lang w:val="en-US"/>
-        </w:rPr>
-        <w:t>đề</w:t>
-      </w:r>
-      <w:proofErr w:type="spellEnd"/>
-      <w:r>
-        <w:rPr>
-          <w:rFonts w:ascii="Times New Roman" w:eastAsia="Times New Roman" w:hAnsi="Times New Roman" w:cs="Times New Roman"/>
-          <w:lang w:val="en-US"/>
-        </w:rPr>
-        <w:t xml:space="preserve"> </w:t>
-      </w:r>
-      <w:proofErr w:type="spellStart"/>
-      <w:r>
-        <w:rPr>
-          <w:rFonts w:ascii="Times New Roman" w:eastAsia="Times New Roman" w:hAnsi="Times New Roman" w:cs="Times New Roman"/>
-          <w:lang w:val="en-US"/>
-        </w:rPr>
-        <w:t>cấp</w:t>
-      </w:r>
-      <w:proofErr w:type="spellEnd"/>
-      <w:r>
-        <w:rPr>
-          <w:rFonts w:ascii="Times New Roman" w:eastAsia="Times New Roman" w:hAnsi="Times New Roman" w:cs="Times New Roman"/>
-          <w:lang w:val="en-US"/>
-        </w:rPr>
-        <w:t xml:space="preserve"> </w:t>
-      </w:r>
-      <w:proofErr w:type="spellStart"/>
-      <w:r>
-        <w:rPr>
-          <w:rFonts w:ascii="Times New Roman" w:eastAsia="Times New Roman" w:hAnsi="Times New Roman" w:cs="Times New Roman"/>
-          <w:lang w:val="en-US"/>
-        </w:rPr>
-        <w:t>độ</w:t>
-      </w:r>
-      <w:proofErr w:type="spellEnd"/>
-      <w:r>
-        <w:rPr>
-          <w:rFonts w:ascii="Times New Roman" w:eastAsia="Times New Roman" w:hAnsi="Times New Roman" w:cs="Times New Roman"/>
-          <w:lang w:val="en-US"/>
-        </w:rPr>
-        <w:t xml:space="preserve"> 3</w:t>
-      </w:r>
-      <w:bookmarkEnd w:id="17"/>
-    </w:p>
-    <w:p>
-      <w:pPr>
-        <w:pStyle w:val="Heading4"/>
-        <w:rPr>
-          <w:rFonts w:ascii="Times New Roman" w:hAnsi="Times New Roman" w:cs="Times New Roman"/>
-          <w:lang w:val="en-US"/>
-        </w:rPr>
-      </w:pPr>
-      <w:bookmarkStart w:id="18" w:name="_Toc367742500"/>
-      <w:proofErr w:type="spellStart"/>
-      <w:r>
-        <w:rPr>
-          <w:rFonts w:ascii="Times New Roman" w:hAnsi="Times New Roman" w:cs="Times New Roman"/>
-          <w:lang w:val="en-US"/>
-        </w:rPr>
-        <w:t>Chủ</w:t>
-      </w:r>
-      <w:proofErr w:type="spellEnd"/>
-      <w:r>
-        <w:rPr>
-          <w:rFonts w:ascii="Times New Roman" w:hAnsi="Times New Roman" w:cs="Times New Roman"/>
-          <w:lang w:val="en-US"/>
-        </w:rPr>
-        <w:t xml:space="preserve"> </w:t>
-      </w:r>
-      <w:proofErr w:type="spellStart"/>
-      <w:r>
-        <w:rPr>
-          <w:rFonts w:ascii="Times New Roman" w:hAnsi="Times New Roman" w:cs="Times New Roman"/>
-          <w:lang w:val="en-US"/>
-        </w:rPr>
-        <w:t>đề</w:t>
-      </w:r>
-      <w:proofErr w:type="spellEnd"/>
-      <w:r>
-        <w:rPr>
-          <w:rFonts w:ascii="Times New Roman" w:hAnsi="Times New Roman" w:cs="Times New Roman"/>
-          <w:lang w:val="en-US"/>
-        </w:rPr>
-        <w:t xml:space="preserve"> </w:t>
-      </w:r>
-      <w:proofErr w:type="spellStart"/>
-      <w:r>
-        <w:rPr>
-          <w:rFonts w:ascii="Times New Roman" w:hAnsi="Times New Roman" w:cs="Times New Roman"/>
-          <w:lang w:val="en-US"/>
-        </w:rPr>
-        <w:t>cấp</w:t>
-      </w:r>
-      <w:proofErr w:type="spellEnd"/>
-      <w:r>
-        <w:rPr>
-          <w:rFonts w:ascii="Times New Roman" w:hAnsi="Times New Roman" w:cs="Times New Roman"/>
-          <w:lang w:val="en-US"/>
-        </w:rPr>
-        <w:t xml:space="preserve"> </w:t>
-      </w:r>
-      <w:proofErr w:type="spellStart"/>
-      <w:r>
-        <w:rPr>
-          <w:rFonts w:ascii="Times New Roman" w:hAnsi="Times New Roman" w:cs="Times New Roman"/>
-          <w:lang w:val="en-US"/>
-        </w:rPr>
-        <w:t>độ</w:t>
-      </w:r>
-      <w:proofErr w:type="spellEnd"/>
-      <w:r>
-        <w:rPr>
-          <w:rFonts w:ascii="Times New Roman" w:hAnsi="Times New Roman" w:cs="Times New Roman"/>
-          <w:lang w:val="en-US"/>
-        </w:rPr>
-        <w:t xml:space="preserve"> 4</w:t>
-      </w:r>
-      <w:bookmarkEnd w:id="18"/>
-    </w:p>
-    <w:p>
-      <w:pPr>
-        <w:ind w:firstLine="624"/>
-        <w:rPr>
-          <w:rFonts w:ascii="Times New Roman" w:hAnsi="Times New Roman" w:cs="Times New Roman"/>
-          <w:lang w:val="en-US"/>
-        </w:rPr>
-      </w:pPr>
-      <w:proofErr w:type="spellStart"/>
-      <w:r>
-        <w:rPr>
-          <w:rFonts w:ascii="Times New Roman" w:hAnsi="Times New Roman" w:cs="Times New Roman"/>
-          <w:lang w:val="en-US"/>
-        </w:rPr>
-        <w:t>Nội</w:t>
-      </w:r>
-      <w:proofErr w:type="spellEnd"/>
-      <w:r>
-        <w:rPr>
-          <w:rFonts w:ascii="Times New Roman" w:hAnsi="Times New Roman" w:cs="Times New Roman"/>
-          <w:lang w:val="en-US"/>
-        </w:rPr>
-        <w:t xml:space="preserve"> dung</w:t>
+        <w:t>Nội dung</w:t>
       </w:r>
     </w:p>
     <w:p>
@@ -3559,8 +3361,8 @@
           <w:lang w:val="en-US"/>
         </w:rPr>
       </w:pPr>
-      <w:bookmarkStart w:id="19" w:name="_Toc140297269"/>
-      <w:bookmarkStart w:id="20" w:name="_Toc142813558"/>
+      <w:bookmarkStart w:id="16" w:name="_Toc140297269"/>
+      <w:bookmarkStart w:id="17" w:name="_Toc142813558"/>
     </w:p>
     <w:p>
       <w:pPr>
@@ -3570,7 +3372,7 @@
           <w:lang w:val="en-US"/>
         </w:rPr>
       </w:pPr>
-      <w:bookmarkStart w:id="21" w:name="_Toc367742554"/>
+      <w:bookmarkStart w:id="18" w:name="_Toc367742554"/>
       <w:r>
         <w:rPr>
           <w:rFonts w:ascii="Times New Roman" w:hAnsi="Times New Roman" w:cs="Times New Roman"/>
@@ -3652,175 +3454,111 @@
           <w:rFonts w:ascii="Times New Roman" w:hAnsi="Times New Roman" w:cs="Times New Roman"/>
           <w:lang w:val="en-US"/>
         </w:rPr>
-        <w:t xml:space="preserve">: </w:t>
-      </w:r>
-      <w:proofErr w:type="spellStart"/>
-      <w:r>
+        <w:t>: Tên hình 1</w:t>
+      </w:r>
+      <w:bookmarkEnd w:id="18"/>
+    </w:p>
+    <w:p>
+      <w:pPr>
         <w:rPr>
           <w:rFonts w:ascii="Times New Roman" w:hAnsi="Times New Roman" w:cs="Times New Roman"/>
           <w:lang w:val="en-US"/>
         </w:rPr>
-        <w:t>Tên</w:t>
-      </w:r>
-      <w:proofErr w:type="spellEnd"/>
-      <w:r>
+      </w:pPr>
+    </w:p>
+    <w:p>
+      <w:pPr>
+        <w:pStyle w:val="Caption"/>
         <w:rPr>
           <w:rFonts w:ascii="Times New Roman" w:hAnsi="Times New Roman" w:cs="Times New Roman"/>
           <w:lang w:val="en-US"/>
         </w:rPr>
-        <w:t xml:space="preserve"> </w:t>
-      </w:r>
-      <w:proofErr w:type="spellStart"/>
+      </w:pPr>
+      <w:bookmarkStart w:id="19" w:name="_Toc367742567"/>
+      <w:r>
+        <w:rPr>
+          <w:rFonts w:ascii="Times New Roman" w:hAnsi="Times New Roman" w:cs="Times New Roman"/>
+        </w:rPr>
+        <w:t xml:space="preserve">Bảng </w:t>
+      </w:r>
+      <w:r>
+        <w:rPr>
+          <w:rFonts w:ascii="Times New Roman" w:hAnsi="Times New Roman" w:cs="Times New Roman"/>
+        </w:rPr>
+        <w:fldChar w:fldCharType="begin"/>
+      </w:r>
+      <w:r>
+        <w:rPr>
+          <w:rFonts w:ascii="Times New Roman" w:hAnsi="Times New Roman" w:cs="Times New Roman"/>
+        </w:rPr>
+        <w:instrText xml:space="preserve"> STYLEREF 1 \s </w:instrText>
+      </w:r>
+      <w:r>
+        <w:rPr>
+          <w:rFonts w:ascii="Times New Roman" w:hAnsi="Times New Roman" w:cs="Times New Roman"/>
+        </w:rPr>
+        <w:fldChar w:fldCharType="separate"/>
+      </w:r>
+      <w:r>
+        <w:rPr>
+          <w:rFonts w:ascii="Times New Roman" w:hAnsi="Times New Roman" w:cs="Times New Roman"/>
+          <w:noProof/>
+        </w:rPr>
+        <w:t>1</w:t>
+      </w:r>
+      <w:r>
+        <w:rPr>
+          <w:rFonts w:ascii="Times New Roman" w:hAnsi="Times New Roman" w:cs="Times New Roman"/>
+          <w:noProof/>
+        </w:rPr>
+        <w:fldChar w:fldCharType="end"/>
+      </w:r>
+      <w:r>
+        <w:rPr>
+          <w:rFonts w:ascii="Times New Roman" w:hAnsi="Times New Roman" w:cs="Times New Roman"/>
+        </w:rPr>
+        <w:t>.</w:t>
+      </w:r>
+      <w:r>
+        <w:rPr>
+          <w:rFonts w:ascii="Times New Roman" w:hAnsi="Times New Roman" w:cs="Times New Roman"/>
+        </w:rPr>
+        <w:fldChar w:fldCharType="begin"/>
+      </w:r>
+      <w:r>
+        <w:rPr>
+          <w:rFonts w:ascii="Times New Roman" w:hAnsi="Times New Roman" w:cs="Times New Roman"/>
+        </w:rPr>
+        <w:instrText xml:space="preserve"> SEQ Bảng \* ARABIC \s 1 </w:instrText>
+      </w:r>
+      <w:r>
+        <w:rPr>
+          <w:rFonts w:ascii="Times New Roman" w:hAnsi="Times New Roman" w:cs="Times New Roman"/>
+        </w:rPr>
+        <w:fldChar w:fldCharType="separate"/>
+      </w:r>
+      <w:r>
+        <w:rPr>
+          <w:rFonts w:ascii="Times New Roman" w:hAnsi="Times New Roman" w:cs="Times New Roman"/>
+          <w:noProof/>
+        </w:rPr>
+        <w:t>1</w:t>
+      </w:r>
+      <w:r>
+        <w:rPr>
+          <w:rFonts w:ascii="Times New Roman" w:hAnsi="Times New Roman" w:cs="Times New Roman"/>
+          <w:noProof/>
+        </w:rPr>
+        <w:fldChar w:fldCharType="end"/>
+      </w:r>
       <w:r>
         <w:rPr>
           <w:rFonts w:ascii="Times New Roman" w:hAnsi="Times New Roman" w:cs="Times New Roman"/>
           <w:lang w:val="en-US"/>
         </w:rPr>
-        <w:t>hình</w:t>
-      </w:r>
-      <w:proofErr w:type="spellEnd"/>
-      <w:r>
-        <w:rPr>
-          <w:rFonts w:ascii="Times New Roman" w:hAnsi="Times New Roman" w:cs="Times New Roman"/>
-          <w:lang w:val="en-US"/>
-        </w:rPr>
-        <w:t xml:space="preserve"> 1</w:t>
-      </w:r>
-      <w:bookmarkEnd w:id="21"/>
-    </w:p>
-    <w:p>
-      <w:pPr>
-        <w:rPr>
-          <w:rFonts w:ascii="Times New Roman" w:hAnsi="Times New Roman" w:cs="Times New Roman"/>
-          <w:lang w:val="en-US"/>
-        </w:rPr>
-      </w:pPr>
-    </w:p>
-    <w:p>
-      <w:pPr>
-        <w:pStyle w:val="Caption"/>
-        <w:rPr>
-          <w:rFonts w:ascii="Times New Roman" w:hAnsi="Times New Roman" w:cs="Times New Roman"/>
-          <w:lang w:val="en-US"/>
-        </w:rPr>
-      </w:pPr>
-      <w:bookmarkStart w:id="22" w:name="_Toc367742567"/>
-      <w:r>
-        <w:rPr>
-          <w:rFonts w:ascii="Times New Roman" w:hAnsi="Times New Roman" w:cs="Times New Roman"/>
-        </w:rPr>
-        <w:t xml:space="preserve">Bảng </w:t>
-      </w:r>
-      <w:r>
-        <w:rPr>
-          <w:rFonts w:ascii="Times New Roman" w:hAnsi="Times New Roman" w:cs="Times New Roman"/>
-        </w:rPr>
-        <w:fldChar w:fldCharType="begin"/>
-      </w:r>
-      <w:r>
-        <w:rPr>
-          <w:rFonts w:ascii="Times New Roman" w:hAnsi="Times New Roman" w:cs="Times New Roman"/>
-        </w:rPr>
-        <w:instrText xml:space="preserve"> STYLEREF 1 \s </w:instrText>
-      </w:r>
-      <w:r>
-        <w:rPr>
-          <w:rFonts w:ascii="Times New Roman" w:hAnsi="Times New Roman" w:cs="Times New Roman"/>
-        </w:rPr>
-        <w:fldChar w:fldCharType="separate"/>
-      </w:r>
-      <w:r>
-        <w:rPr>
-          <w:rFonts w:ascii="Times New Roman" w:hAnsi="Times New Roman" w:cs="Times New Roman"/>
-          <w:noProof/>
-        </w:rPr>
-        <w:t>1</w:t>
-      </w:r>
-      <w:r>
-        <w:rPr>
-          <w:rFonts w:ascii="Times New Roman" w:hAnsi="Times New Roman" w:cs="Times New Roman"/>
-          <w:noProof/>
-        </w:rPr>
-        <w:fldChar w:fldCharType="end"/>
-      </w:r>
-      <w:r>
-        <w:rPr>
-          <w:rFonts w:ascii="Times New Roman" w:hAnsi="Times New Roman" w:cs="Times New Roman"/>
-        </w:rPr>
-        <w:t>.</w:t>
-      </w:r>
-      <w:r>
-        <w:rPr>
-          <w:rFonts w:ascii="Times New Roman" w:hAnsi="Times New Roman" w:cs="Times New Roman"/>
-        </w:rPr>
-        <w:fldChar w:fldCharType="begin"/>
-      </w:r>
-      <w:r>
-        <w:rPr>
-          <w:rFonts w:ascii="Times New Roman" w:hAnsi="Times New Roman" w:cs="Times New Roman"/>
-        </w:rPr>
-        <w:instrText xml:space="preserve"> SEQ Bảng \* ARABIC \s 1 </w:instrText>
-      </w:r>
-      <w:r>
-        <w:rPr>
-          <w:rFonts w:ascii="Times New Roman" w:hAnsi="Times New Roman" w:cs="Times New Roman"/>
-        </w:rPr>
-        <w:fldChar w:fldCharType="separate"/>
-      </w:r>
-      <w:r>
-        <w:rPr>
-          <w:rFonts w:ascii="Times New Roman" w:hAnsi="Times New Roman" w:cs="Times New Roman"/>
-          <w:noProof/>
-        </w:rPr>
-        <w:t>1</w:t>
-      </w:r>
-      <w:r>
-        <w:rPr>
-          <w:rFonts w:ascii="Times New Roman" w:hAnsi="Times New Roman" w:cs="Times New Roman"/>
-          <w:noProof/>
-        </w:rPr>
-        <w:fldChar w:fldCharType="end"/>
-      </w:r>
-      <w:r>
-        <w:rPr>
-          <w:rFonts w:ascii="Times New Roman" w:hAnsi="Times New Roman" w:cs="Times New Roman"/>
-          <w:lang w:val="en-US"/>
-        </w:rPr>
-        <w:t xml:space="preserve">: </w:t>
-      </w:r>
-      <w:proofErr w:type="spellStart"/>
-      <w:r>
-        <w:rPr>
-          <w:rFonts w:ascii="Times New Roman" w:hAnsi="Times New Roman" w:cs="Times New Roman"/>
-          <w:lang w:val="en-US"/>
-        </w:rPr>
-        <w:t>Tên</w:t>
-      </w:r>
-      <w:proofErr w:type="spellEnd"/>
-      <w:r>
-        <w:rPr>
-          <w:rFonts w:ascii="Times New Roman" w:hAnsi="Times New Roman" w:cs="Times New Roman"/>
-          <w:lang w:val="en-US"/>
-        </w:rPr>
-        <w:t xml:space="preserve"> </w:t>
-      </w:r>
-      <w:proofErr w:type="spellStart"/>
-      <w:r>
-        <w:rPr>
-          <w:rFonts w:ascii="Times New Roman" w:hAnsi="Times New Roman" w:cs="Times New Roman"/>
-          <w:lang w:val="en-US"/>
-        </w:rPr>
-        <w:t>bảng</w:t>
-      </w:r>
-      <w:proofErr w:type="spellEnd"/>
-      <w:r>
-        <w:rPr>
-          <w:rFonts w:ascii="Times New Roman" w:hAnsi="Times New Roman" w:cs="Times New Roman"/>
-          <w:lang w:val="en-US"/>
-        </w:rPr>
-        <w:t xml:space="preserve"> 1</w:t>
-      </w:r>
-      <w:bookmarkEnd w:id="22"/>
+        <w:t>: Tên bảng 1</w:t>
+      </w:r>
+      <w:bookmarkEnd w:id="19"/>
     </w:p>
     <w:p>
       <w:pPr>
@@ -3869,14 +3607,14 @@
       <w:pPr>
         <w:pStyle w:val="Heading1"/>
       </w:pPr>
-      <w:bookmarkStart w:id="23" w:name="_Toc367742501"/>
-      <w:bookmarkEnd w:id="19"/>
-      <w:bookmarkEnd w:id="20"/>
+      <w:bookmarkStart w:id="20" w:name="_Toc367742501"/>
+      <w:bookmarkEnd w:id="16"/>
+      <w:bookmarkEnd w:id="17"/>
       <w:r>
         <w:lastRenderedPageBreak/>
         <w:t>TÊN CHƯƠNG 2</w:t>
       </w:r>
-      <w:bookmarkEnd w:id="23"/>
+      <w:bookmarkEnd w:id="20"/>
     </w:p>
     <w:p>
       <w:pPr>
@@ -3886,507 +3624,190 @@
           <w:lang w:val="en-US"/>
         </w:rPr>
       </w:pPr>
-      <w:bookmarkStart w:id="24" w:name="_Toc367742502"/>
-      <w:proofErr w:type="spellStart"/>
+      <w:bookmarkStart w:id="21" w:name="_Toc367742502"/>
       <w:r>
         <w:rPr>
           <w:rFonts w:ascii="Times New Roman" w:eastAsia="Times New Roman" w:hAnsi="Times New Roman" w:cs="Times New Roman"/>
           <w:lang w:val="en-US"/>
         </w:rPr>
-        <w:t>Chủ</w:t>
-      </w:r>
-      <w:proofErr w:type="spellEnd"/>
-      <w:r>
-        <w:rPr>
-          <w:rFonts w:ascii="Times New Roman" w:eastAsia="Times New Roman" w:hAnsi="Times New Roman" w:cs="Times New Roman"/>
+        <w:t>Chủ đề cấp độ 2</w:t>
+      </w:r>
+      <w:bookmarkEnd w:id="21"/>
+    </w:p>
+    <w:p>
+      <w:pPr>
+        <w:pStyle w:val="Heading3"/>
+        <w:rPr>
+          <w:rFonts w:ascii="Times New Roman" w:hAnsi="Times New Roman" w:cs="Times New Roman"/>
           <w:lang w:val="en-US"/>
         </w:rPr>
-        <w:t xml:space="preserve"> </w:t>
-      </w:r>
-      <w:proofErr w:type="spellStart"/>
-      <w:r>
-        <w:rPr>
-          <w:rFonts w:ascii="Times New Roman" w:eastAsia="Times New Roman" w:hAnsi="Times New Roman" w:cs="Times New Roman"/>
+      </w:pPr>
+      <w:bookmarkStart w:id="22" w:name="_Toc367742503"/>
+      <w:r>
+        <w:rPr>
+          <w:rFonts w:ascii="Times New Roman" w:hAnsi="Times New Roman" w:cs="Times New Roman"/>
           <w:lang w:val="en-US"/>
         </w:rPr>
-        <w:t>đề</w:t>
-      </w:r>
-      <w:proofErr w:type="spellEnd"/>
-      <w:r>
-        <w:rPr>
-          <w:rFonts w:ascii="Times New Roman" w:eastAsia="Times New Roman" w:hAnsi="Times New Roman" w:cs="Times New Roman"/>
+        <w:t>Chủ đề cấp độ 3</w:t>
+      </w:r>
+      <w:bookmarkEnd w:id="22"/>
+    </w:p>
+    <w:p>
+      <w:pPr>
+        <w:pStyle w:val="Heading4"/>
+        <w:rPr>
+          <w:rFonts w:ascii="Times New Roman" w:hAnsi="Times New Roman" w:cs="Times New Roman"/>
           <w:lang w:val="en-US"/>
         </w:rPr>
-        <w:t xml:space="preserve"> </w:t>
-      </w:r>
-      <w:proofErr w:type="spellStart"/>
-      <w:r>
-        <w:rPr>
-          <w:rFonts w:ascii="Times New Roman" w:eastAsia="Times New Roman" w:hAnsi="Times New Roman" w:cs="Times New Roman"/>
+      </w:pPr>
+      <w:bookmarkStart w:id="23" w:name="_Toc367742504"/>
+      <w:r>
+        <w:rPr>
+          <w:rFonts w:ascii="Times New Roman" w:hAnsi="Times New Roman" w:cs="Times New Roman"/>
           <w:lang w:val="en-US"/>
         </w:rPr>
-        <w:t>cấp</w:t>
-      </w:r>
-      <w:proofErr w:type="spellEnd"/>
-      <w:r>
-        <w:rPr>
-          <w:rFonts w:ascii="Times New Roman" w:eastAsia="Times New Roman" w:hAnsi="Times New Roman" w:cs="Times New Roman"/>
+        <w:t>Chủ đề cấp độ 4</w:t>
+      </w:r>
+      <w:bookmarkEnd w:id="23"/>
+    </w:p>
+    <w:p>
+      <w:pPr>
+        <w:pStyle w:val="Caption"/>
+        <w:rPr>
+          <w:rFonts w:ascii="Times New Roman" w:hAnsi="Times New Roman" w:cs="Times New Roman"/>
           <w:lang w:val="en-US"/>
         </w:rPr>
-        <w:t xml:space="preserve"> </w:t>
-      </w:r>
-      <w:proofErr w:type="spellStart"/>
-      <w:r>
-        <w:rPr>
-          <w:rFonts w:ascii="Times New Roman" w:eastAsia="Times New Roman" w:hAnsi="Times New Roman" w:cs="Times New Roman"/>
+      </w:pPr>
+    </w:p>
+    <w:p>
+      <w:pPr>
+        <w:pStyle w:val="Caption"/>
+        <w:rPr>
+          <w:rFonts w:ascii="Times New Roman" w:hAnsi="Times New Roman" w:cs="Times New Roman"/>
           <w:lang w:val="en-US"/>
         </w:rPr>
-        <w:t>độ</w:t>
-      </w:r>
-      <w:proofErr w:type="spellEnd"/>
-      <w:r>
-        <w:rPr>
-          <w:rFonts w:ascii="Times New Roman" w:eastAsia="Times New Roman" w:hAnsi="Times New Roman" w:cs="Times New Roman"/>
+      </w:pPr>
+      <w:bookmarkStart w:id="24" w:name="_Toc367742568"/>
+      <w:r>
+        <w:rPr>
+          <w:rFonts w:ascii="Times New Roman" w:hAnsi="Times New Roman" w:cs="Times New Roman"/>
+        </w:rPr>
+        <w:t xml:space="preserve">Bảng </w:t>
+      </w:r>
+      <w:r>
+        <w:rPr>
+          <w:rFonts w:ascii="Times New Roman" w:hAnsi="Times New Roman" w:cs="Times New Roman"/>
+        </w:rPr>
+        <w:fldChar w:fldCharType="begin"/>
+      </w:r>
+      <w:r>
+        <w:rPr>
+          <w:rFonts w:ascii="Times New Roman" w:hAnsi="Times New Roman" w:cs="Times New Roman"/>
+        </w:rPr>
+        <w:instrText xml:space="preserve"> STYLEREF 1 \s </w:instrText>
+      </w:r>
+      <w:r>
+        <w:rPr>
+          <w:rFonts w:ascii="Times New Roman" w:hAnsi="Times New Roman" w:cs="Times New Roman"/>
+        </w:rPr>
+        <w:fldChar w:fldCharType="separate"/>
+      </w:r>
+      <w:r>
+        <w:rPr>
+          <w:rFonts w:ascii="Times New Roman" w:hAnsi="Times New Roman" w:cs="Times New Roman"/>
+          <w:noProof/>
+        </w:rPr>
+        <w:t>2</w:t>
+      </w:r>
+      <w:r>
+        <w:rPr>
+          <w:rFonts w:ascii="Times New Roman" w:hAnsi="Times New Roman" w:cs="Times New Roman"/>
+          <w:noProof/>
+        </w:rPr>
+        <w:fldChar w:fldCharType="end"/>
+      </w:r>
+      <w:r>
+        <w:rPr>
+          <w:rFonts w:ascii="Times New Roman" w:hAnsi="Times New Roman" w:cs="Times New Roman"/>
+        </w:rPr>
+        <w:t>.</w:t>
+      </w:r>
+      <w:r>
+        <w:rPr>
+          <w:rFonts w:ascii="Times New Roman" w:hAnsi="Times New Roman" w:cs="Times New Roman"/>
+        </w:rPr>
+        <w:fldChar w:fldCharType="begin"/>
+      </w:r>
+      <w:r>
+        <w:rPr>
+          <w:rFonts w:ascii="Times New Roman" w:hAnsi="Times New Roman" w:cs="Times New Roman"/>
+        </w:rPr>
+        <w:instrText xml:space="preserve"> SEQ Bảng \* ARABIC \s 1 </w:instrText>
+      </w:r>
+      <w:r>
+        <w:rPr>
+          <w:rFonts w:ascii="Times New Roman" w:hAnsi="Times New Roman" w:cs="Times New Roman"/>
+        </w:rPr>
+        <w:fldChar w:fldCharType="separate"/>
+      </w:r>
+      <w:r>
+        <w:rPr>
+          <w:rFonts w:ascii="Times New Roman" w:hAnsi="Times New Roman" w:cs="Times New Roman"/>
+          <w:noProof/>
+        </w:rPr>
+        <w:t>1</w:t>
+      </w:r>
+      <w:r>
+        <w:rPr>
+          <w:rFonts w:ascii="Times New Roman" w:hAnsi="Times New Roman" w:cs="Times New Roman"/>
+          <w:noProof/>
+        </w:rPr>
+        <w:fldChar w:fldCharType="end"/>
+      </w:r>
+      <w:r>
+        <w:rPr>
+          <w:rFonts w:ascii="Times New Roman" w:hAnsi="Times New Roman" w:cs="Times New Roman"/>
           <w:lang w:val="en-US"/>
         </w:rPr>
-        <w:t xml:space="preserve"> 2</w:t>
+        <w:t>: Tên bảng 1</w:t>
       </w:r>
       <w:bookmarkEnd w:id="24"/>
     </w:p>
     <w:p>
       <w:pPr>
+        <w:pStyle w:val="Heading2"/>
+        <w:rPr>
+          <w:rFonts w:ascii="Times New Roman" w:hAnsi="Times New Roman" w:cs="Times New Roman"/>
+          <w:lang w:val="en-US"/>
+        </w:rPr>
+      </w:pPr>
+      <w:bookmarkStart w:id="25" w:name="_Toc367742505"/>
+      <w:r>
+        <w:rPr>
+          <w:rFonts w:ascii="Times New Roman" w:hAnsi="Times New Roman" w:cs="Times New Roman"/>
+          <w:lang w:val="en-US"/>
+        </w:rPr>
+        <w:t>Chủ đề cấp độ 2</w:t>
+      </w:r>
+      <w:bookmarkEnd w:id="25"/>
+    </w:p>
+    <w:p>
+      <w:pPr>
         <w:pStyle w:val="Heading3"/>
         <w:rPr>
           <w:rFonts w:ascii="Times New Roman" w:hAnsi="Times New Roman" w:cs="Times New Roman"/>
           <w:lang w:val="en-US"/>
         </w:rPr>
       </w:pPr>
-      <w:bookmarkStart w:id="25" w:name="_Toc367742503"/>
-      <w:proofErr w:type="spellStart"/>
+      <w:bookmarkStart w:id="26" w:name="_Toc367742506"/>
       <w:r>
         <w:rPr>
           <w:rFonts w:ascii="Times New Roman" w:hAnsi="Times New Roman" w:cs="Times New Roman"/>
           <w:lang w:val="en-US"/>
         </w:rPr>
-        <w:t>Chủ</w:t>
-      </w:r>
-      <w:proofErr w:type="spellEnd"/>
-      <w:r>
-        <w:rPr>
-          <w:rFonts w:ascii="Times New Roman" w:hAnsi="Times New Roman" w:cs="Times New Roman"/>
-          <w:lang w:val="en-US"/>
-        </w:rPr>
-        <w:t xml:space="preserve"> </w:t>
-      </w:r>
-      <w:proofErr w:type="spellStart"/>
-      <w:r>
-        <w:rPr>
-          <w:rFonts w:ascii="Times New Roman" w:hAnsi="Times New Roman" w:cs="Times New Roman"/>
-          <w:lang w:val="en-US"/>
-        </w:rPr>
-        <w:t>đề</w:t>
-      </w:r>
-      <w:proofErr w:type="spellEnd"/>
-      <w:r>
-        <w:rPr>
-          <w:rFonts w:ascii="Times New Roman" w:hAnsi="Times New Roman" w:cs="Times New Roman"/>
-          <w:lang w:val="en-US"/>
-        </w:rPr>
-        <w:t xml:space="preserve"> </w:t>
-      </w:r>
-      <w:proofErr w:type="spellStart"/>
-      <w:r>
-        <w:rPr>
-          <w:rFonts w:ascii="Times New Roman" w:hAnsi="Times New Roman" w:cs="Times New Roman"/>
-          <w:lang w:val="en-US"/>
-        </w:rPr>
-        <w:t>cấp</w:t>
-      </w:r>
-      <w:proofErr w:type="spellEnd"/>
-      <w:r>
-        <w:rPr>
-          <w:rFonts w:ascii="Times New Roman" w:hAnsi="Times New Roman" w:cs="Times New Roman"/>
-          <w:lang w:val="en-US"/>
-        </w:rPr>
-        <w:t xml:space="preserve"> </w:t>
-      </w:r>
-      <w:proofErr w:type="spellStart"/>
-      <w:r>
-        <w:rPr>
-          <w:rFonts w:ascii="Times New Roman" w:hAnsi="Times New Roman" w:cs="Times New Roman"/>
-          <w:lang w:val="en-US"/>
-        </w:rPr>
-        <w:t>độ</w:t>
-      </w:r>
-      <w:proofErr w:type="spellEnd"/>
-      <w:r>
-        <w:rPr>
-          <w:rFonts w:ascii="Times New Roman" w:hAnsi="Times New Roman" w:cs="Times New Roman"/>
-          <w:lang w:val="en-US"/>
-        </w:rPr>
-        <w:t xml:space="preserve"> 3</w:t>
-      </w:r>
-      <w:bookmarkEnd w:id="25"/>
-    </w:p>
-    <w:p>
-      <w:pPr>
-        <w:pStyle w:val="Heading4"/>
-        <w:rPr>
-          <w:rFonts w:ascii="Times New Roman" w:hAnsi="Times New Roman" w:cs="Times New Roman"/>
-          <w:lang w:val="en-US"/>
-        </w:rPr>
-      </w:pPr>
-      <w:bookmarkStart w:id="26" w:name="_Toc367742504"/>
-      <w:proofErr w:type="spellStart"/>
-      <w:r>
-        <w:rPr>
-          <w:rFonts w:ascii="Times New Roman" w:hAnsi="Times New Roman" w:cs="Times New Roman"/>
-          <w:lang w:val="en-US"/>
-        </w:rPr>
-        <w:t>Chủ</w:t>
-      </w:r>
-      <w:proofErr w:type="spellEnd"/>
-      <w:r>
-        <w:rPr>
-          <w:rFonts w:ascii="Times New Roman" w:hAnsi="Times New Roman" w:cs="Times New Roman"/>
-          <w:lang w:val="en-US"/>
-        </w:rPr>
-        <w:t xml:space="preserve"> </w:t>
-      </w:r>
-      <w:proofErr w:type="spellStart"/>
-      <w:r>
-        <w:rPr>
-          <w:rFonts w:ascii="Times New Roman" w:hAnsi="Times New Roman" w:cs="Times New Roman"/>
-          <w:lang w:val="en-US"/>
-        </w:rPr>
-        <w:t>đề</w:t>
-      </w:r>
-      <w:proofErr w:type="spellEnd"/>
-      <w:r>
-        <w:rPr>
-          <w:rFonts w:ascii="Times New Roman" w:hAnsi="Times New Roman" w:cs="Times New Roman"/>
-          <w:lang w:val="en-US"/>
-        </w:rPr>
-        <w:t xml:space="preserve"> </w:t>
-      </w:r>
-      <w:proofErr w:type="spellStart"/>
-      <w:r>
-        <w:rPr>
-          <w:rFonts w:ascii="Times New Roman" w:hAnsi="Times New Roman" w:cs="Times New Roman"/>
-          <w:lang w:val="en-US"/>
-        </w:rPr>
-        <w:t>cấp</w:t>
-      </w:r>
-      <w:proofErr w:type="spellEnd"/>
-      <w:r>
-        <w:rPr>
-          <w:rFonts w:ascii="Times New Roman" w:hAnsi="Times New Roman" w:cs="Times New Roman"/>
-          <w:lang w:val="en-US"/>
-        </w:rPr>
-        <w:t xml:space="preserve"> </w:t>
-      </w:r>
-      <w:proofErr w:type="spellStart"/>
-      <w:r>
-        <w:rPr>
-          <w:rFonts w:ascii="Times New Roman" w:hAnsi="Times New Roman" w:cs="Times New Roman"/>
-          <w:lang w:val="en-US"/>
-        </w:rPr>
-        <w:t>độ</w:t>
-      </w:r>
-      <w:proofErr w:type="spellEnd"/>
-      <w:r>
-        <w:rPr>
-          <w:rFonts w:ascii="Times New Roman" w:hAnsi="Times New Roman" w:cs="Times New Roman"/>
-          <w:lang w:val="en-US"/>
-        </w:rPr>
-        <w:t xml:space="preserve"> 4</w:t>
+        <w:t>Chủ đề cấp độ 3</w:t>
       </w:r>
       <w:bookmarkEnd w:id="26"/>
-    </w:p>
-    <w:p>
-      <w:pPr>
-        <w:pStyle w:val="Caption"/>
-        <w:rPr>
-          <w:rFonts w:ascii="Times New Roman" w:hAnsi="Times New Roman" w:cs="Times New Roman"/>
-          <w:lang w:val="en-US"/>
-        </w:rPr>
-      </w:pPr>
-    </w:p>
-    <w:p>
-      <w:pPr>
-        <w:pStyle w:val="Caption"/>
-        <w:rPr>
-          <w:rFonts w:ascii="Times New Roman" w:hAnsi="Times New Roman" w:cs="Times New Roman"/>
-          <w:lang w:val="en-US"/>
-        </w:rPr>
-      </w:pPr>
-      <w:bookmarkStart w:id="27" w:name="_Toc367742568"/>
-      <w:r>
-        <w:rPr>
-          <w:rFonts w:ascii="Times New Roman" w:hAnsi="Times New Roman" w:cs="Times New Roman"/>
-        </w:rPr>
-        <w:t xml:space="preserve">Bảng </w:t>
-      </w:r>
-      <w:r>
-        <w:rPr>
-          <w:rFonts w:ascii="Times New Roman" w:hAnsi="Times New Roman" w:cs="Times New Roman"/>
-        </w:rPr>
-        <w:fldChar w:fldCharType="begin"/>
-      </w:r>
-      <w:r>
-        <w:rPr>
-          <w:rFonts w:ascii="Times New Roman" w:hAnsi="Times New Roman" w:cs="Times New Roman"/>
-        </w:rPr>
-        <w:instrText xml:space="preserve"> STYLEREF 1 \s </w:instrText>
-      </w:r>
-      <w:r>
-        <w:rPr>
-          <w:rFonts w:ascii="Times New Roman" w:hAnsi="Times New Roman" w:cs="Times New Roman"/>
-        </w:rPr>
-        <w:fldChar w:fldCharType="separate"/>
-      </w:r>
-      <w:r>
-        <w:rPr>
-          <w:rFonts w:ascii="Times New Roman" w:hAnsi="Times New Roman" w:cs="Times New Roman"/>
-          <w:noProof/>
-        </w:rPr>
-        <w:t>2</w:t>
-      </w:r>
-      <w:r>
-        <w:rPr>
-          <w:rFonts w:ascii="Times New Roman" w:hAnsi="Times New Roman" w:cs="Times New Roman"/>
-          <w:noProof/>
-        </w:rPr>
-        <w:fldChar w:fldCharType="end"/>
-      </w:r>
-      <w:r>
-        <w:rPr>
-          <w:rFonts w:ascii="Times New Roman" w:hAnsi="Times New Roman" w:cs="Times New Roman"/>
-        </w:rPr>
-        <w:t>.</w:t>
-      </w:r>
-      <w:r>
-        <w:rPr>
-          <w:rFonts w:ascii="Times New Roman" w:hAnsi="Times New Roman" w:cs="Times New Roman"/>
-        </w:rPr>
-        <w:fldChar w:fldCharType="begin"/>
-      </w:r>
-      <w:r>
-        <w:rPr>
-          <w:rFonts w:ascii="Times New Roman" w:hAnsi="Times New Roman" w:cs="Times New Roman"/>
-        </w:rPr>
-        <w:instrText xml:space="preserve"> SEQ Bảng \* ARABIC \s 1 </w:instrText>
-      </w:r>
-      <w:r>
-        <w:rPr>
-          <w:rFonts w:ascii="Times New Roman" w:hAnsi="Times New Roman" w:cs="Times New Roman"/>
-        </w:rPr>
-        <w:fldChar w:fldCharType="separate"/>
-      </w:r>
-      <w:r>
-        <w:rPr>
-          <w:rFonts w:ascii="Times New Roman" w:hAnsi="Times New Roman" w:cs="Times New Roman"/>
-          <w:noProof/>
-        </w:rPr>
-        <w:t>1</w:t>
-      </w:r>
-      <w:r>
-        <w:rPr>
-          <w:rFonts w:ascii="Times New Roman" w:hAnsi="Times New Roman" w:cs="Times New Roman"/>
-          <w:noProof/>
-        </w:rPr>
-        <w:fldChar w:fldCharType="end"/>
-      </w:r>
-      <w:r>
-        <w:rPr>
-          <w:rFonts w:ascii="Times New Roman" w:hAnsi="Times New Roman" w:cs="Times New Roman"/>
-          <w:lang w:val="en-US"/>
-        </w:rPr>
-        <w:t xml:space="preserve">: </w:t>
-      </w:r>
-      <w:proofErr w:type="spellStart"/>
-      <w:r>
-        <w:rPr>
-          <w:rFonts w:ascii="Times New Roman" w:hAnsi="Times New Roman" w:cs="Times New Roman"/>
-          <w:lang w:val="en-US"/>
-        </w:rPr>
-        <w:t>Tên</w:t>
-      </w:r>
-      <w:proofErr w:type="spellEnd"/>
-      <w:r>
-        <w:rPr>
-          <w:rFonts w:ascii="Times New Roman" w:hAnsi="Times New Roman" w:cs="Times New Roman"/>
-          <w:lang w:val="en-US"/>
-        </w:rPr>
-        <w:t xml:space="preserve"> </w:t>
-      </w:r>
-      <w:proofErr w:type="spellStart"/>
-      <w:r>
-        <w:rPr>
-          <w:rFonts w:ascii="Times New Roman" w:hAnsi="Times New Roman" w:cs="Times New Roman"/>
-          <w:lang w:val="en-US"/>
-        </w:rPr>
-        <w:t>bảng</w:t>
-      </w:r>
-      <w:proofErr w:type="spellEnd"/>
-      <w:r>
-        <w:rPr>
-          <w:rFonts w:ascii="Times New Roman" w:hAnsi="Times New Roman" w:cs="Times New Roman"/>
-          <w:lang w:val="en-US"/>
-        </w:rPr>
-        <w:t xml:space="preserve"> 1</w:t>
-      </w:r>
-      <w:bookmarkEnd w:id="27"/>
-    </w:p>
-    <w:p>
-      <w:pPr>
-        <w:pStyle w:val="Heading2"/>
-        <w:rPr>
-          <w:rFonts w:ascii="Times New Roman" w:hAnsi="Times New Roman" w:cs="Times New Roman"/>
-          <w:lang w:val="en-US"/>
-        </w:rPr>
-      </w:pPr>
-      <w:bookmarkStart w:id="28" w:name="_Toc367742505"/>
-      <w:proofErr w:type="spellStart"/>
-      <w:r>
-        <w:rPr>
-          <w:rFonts w:ascii="Times New Roman" w:hAnsi="Times New Roman" w:cs="Times New Roman"/>
-          <w:lang w:val="en-US"/>
-        </w:rPr>
-        <w:t>Chủ</w:t>
-      </w:r>
-      <w:proofErr w:type="spellEnd"/>
-      <w:r>
-        <w:rPr>
-          <w:rFonts w:ascii="Times New Roman" w:hAnsi="Times New Roman" w:cs="Times New Roman"/>
-          <w:lang w:val="en-US"/>
-        </w:rPr>
-        <w:t xml:space="preserve"> </w:t>
-      </w:r>
-      <w:proofErr w:type="spellStart"/>
-      <w:r>
-        <w:rPr>
-          <w:rFonts w:ascii="Times New Roman" w:hAnsi="Times New Roman" w:cs="Times New Roman"/>
-          <w:lang w:val="en-US"/>
-        </w:rPr>
-        <w:t>đề</w:t>
-      </w:r>
-      <w:proofErr w:type="spellEnd"/>
-      <w:r>
-        <w:rPr>
-          <w:rFonts w:ascii="Times New Roman" w:hAnsi="Times New Roman" w:cs="Times New Roman"/>
-          <w:lang w:val="en-US"/>
-        </w:rPr>
-        <w:t xml:space="preserve"> </w:t>
-      </w:r>
-      <w:proofErr w:type="spellStart"/>
-      <w:r>
-        <w:rPr>
-          <w:rFonts w:ascii="Times New Roman" w:hAnsi="Times New Roman" w:cs="Times New Roman"/>
-          <w:lang w:val="en-US"/>
-        </w:rPr>
-        <w:t>cấp</w:t>
-      </w:r>
-      <w:proofErr w:type="spellEnd"/>
-      <w:r>
-        <w:rPr>
-          <w:rFonts w:ascii="Times New Roman" w:hAnsi="Times New Roman" w:cs="Times New Roman"/>
-          <w:lang w:val="en-US"/>
-        </w:rPr>
-        <w:t xml:space="preserve"> </w:t>
-      </w:r>
-      <w:proofErr w:type="spellStart"/>
-      <w:r>
-        <w:rPr>
-          <w:rFonts w:ascii="Times New Roman" w:hAnsi="Times New Roman" w:cs="Times New Roman"/>
-          <w:lang w:val="en-US"/>
-        </w:rPr>
-        <w:t>độ</w:t>
-      </w:r>
-      <w:proofErr w:type="spellEnd"/>
-      <w:r>
-        <w:rPr>
-          <w:rFonts w:ascii="Times New Roman" w:hAnsi="Times New Roman" w:cs="Times New Roman"/>
-          <w:lang w:val="en-US"/>
-        </w:rPr>
-        <w:t xml:space="preserve"> 2</w:t>
-      </w:r>
-      <w:bookmarkEnd w:id="28"/>
-    </w:p>
-    <w:p>
-      <w:pPr>
-        <w:pStyle w:val="Heading3"/>
-        <w:rPr>
-          <w:rFonts w:ascii="Times New Roman" w:hAnsi="Times New Roman" w:cs="Times New Roman"/>
-          <w:lang w:val="en-US"/>
-        </w:rPr>
-      </w:pPr>
-      <w:bookmarkStart w:id="29" w:name="_Toc367742506"/>
-      <w:proofErr w:type="spellStart"/>
-      <w:r>
-        <w:rPr>
-          <w:rFonts w:ascii="Times New Roman" w:hAnsi="Times New Roman" w:cs="Times New Roman"/>
-          <w:lang w:val="en-US"/>
-        </w:rPr>
-        <w:t>Chủ</w:t>
-      </w:r>
-      <w:proofErr w:type="spellEnd"/>
-      <w:r>
-        <w:rPr>
-          <w:rFonts w:ascii="Times New Roman" w:hAnsi="Times New Roman" w:cs="Times New Roman"/>
-          <w:lang w:val="en-US"/>
-        </w:rPr>
-        <w:t xml:space="preserve"> </w:t>
-      </w:r>
-      <w:proofErr w:type="spellStart"/>
-      <w:r>
-        <w:rPr>
-          <w:rFonts w:ascii="Times New Roman" w:hAnsi="Times New Roman" w:cs="Times New Roman"/>
-          <w:lang w:val="en-US"/>
-        </w:rPr>
-        <w:t>đề</w:t>
-      </w:r>
-      <w:proofErr w:type="spellEnd"/>
-      <w:r>
-        <w:rPr>
-          <w:rFonts w:ascii="Times New Roman" w:hAnsi="Times New Roman" w:cs="Times New Roman"/>
-          <w:lang w:val="en-US"/>
-        </w:rPr>
-        <w:t xml:space="preserve"> </w:t>
-      </w:r>
-      <w:proofErr w:type="spellStart"/>
-      <w:r>
-        <w:rPr>
-          <w:rFonts w:ascii="Times New Roman" w:hAnsi="Times New Roman" w:cs="Times New Roman"/>
-          <w:lang w:val="en-US"/>
-        </w:rPr>
-        <w:t>cấp</w:t>
-      </w:r>
-      <w:proofErr w:type="spellEnd"/>
-      <w:r>
-        <w:rPr>
-          <w:rFonts w:ascii="Times New Roman" w:hAnsi="Times New Roman" w:cs="Times New Roman"/>
-          <w:lang w:val="en-US"/>
-        </w:rPr>
-        <w:t xml:space="preserve"> </w:t>
-      </w:r>
-      <w:proofErr w:type="spellStart"/>
-      <w:r>
-        <w:rPr>
-          <w:rFonts w:ascii="Times New Roman" w:hAnsi="Times New Roman" w:cs="Times New Roman"/>
-          <w:lang w:val="en-US"/>
-        </w:rPr>
-        <w:t>độ</w:t>
-      </w:r>
-      <w:proofErr w:type="spellEnd"/>
-      <w:r>
-        <w:rPr>
-          <w:rFonts w:ascii="Times New Roman" w:hAnsi="Times New Roman" w:cs="Times New Roman"/>
-          <w:lang w:val="en-US"/>
-        </w:rPr>
-        <w:t xml:space="preserve"> 3</w:t>
-      </w:r>
-      <w:bookmarkEnd w:id="29"/>
     </w:p>
     <w:p>
       <w:pPr>
@@ -4425,12 +3846,12 @@
       <w:pPr>
         <w:pStyle w:val="Heading1"/>
       </w:pPr>
-      <w:bookmarkStart w:id="30" w:name="_Toc367742507"/>
+      <w:bookmarkStart w:id="27" w:name="_Toc367742507"/>
       <w:r>
         <w:lastRenderedPageBreak/>
         <w:t>TÊN CHƯƠNG 3</w:t>
       </w:r>
-      <w:bookmarkEnd w:id="30"/>
+      <w:bookmarkEnd w:id="27"/>
     </w:p>
     <w:p>
       <w:pPr>
@@ -4440,72 +3861,15 @@
           <w:lang w:val="en-US"/>
         </w:rPr>
       </w:pPr>
-      <w:bookmarkStart w:id="31" w:name="_Toc367742508"/>
-      <w:proofErr w:type="spellStart"/>
+      <w:bookmarkStart w:id="28" w:name="_Toc367742508"/>
       <w:r>
         <w:rPr>
           <w:rFonts w:ascii="Times New Roman" w:hAnsi="Times New Roman" w:cs="Times New Roman"/>
           <w:lang w:val="en-US"/>
         </w:rPr>
-        <w:t>Chủ</w:t>
-      </w:r>
-      <w:proofErr w:type="spellEnd"/>
-      <w:r>
-        <w:rPr>
-          <w:rFonts w:ascii="Times New Roman" w:hAnsi="Times New Roman" w:cs="Times New Roman"/>
-          <w:lang w:val="en-US"/>
-        </w:rPr>
-        <w:t xml:space="preserve"> </w:t>
-      </w:r>
-      <w:proofErr w:type="spellStart"/>
-      <w:r>
-        <w:rPr>
-          <w:rFonts w:ascii="Times New Roman" w:hAnsi="Times New Roman" w:cs="Times New Roman"/>
-          <w:lang w:val="en-US"/>
-        </w:rPr>
-        <w:t>đề</w:t>
-      </w:r>
-      <w:proofErr w:type="spellEnd"/>
-      <w:r>
-        <w:rPr>
-          <w:rFonts w:ascii="Times New Roman" w:hAnsi="Times New Roman" w:cs="Times New Roman"/>
-          <w:lang w:val="en-US"/>
-        </w:rPr>
-        <w:t xml:space="preserve"> </w:t>
-      </w:r>
-      <w:proofErr w:type="spellStart"/>
-      <w:r>
-        <w:rPr>
-          <w:rFonts w:ascii="Times New Roman" w:hAnsi="Times New Roman" w:cs="Times New Roman"/>
-          <w:lang w:val="en-US"/>
-        </w:rPr>
-        <w:t>cấp</w:t>
-      </w:r>
-      <w:proofErr w:type="spellEnd"/>
-      <w:r>
-        <w:rPr>
-          <w:rFonts w:ascii="Times New Roman" w:hAnsi="Times New Roman" w:cs="Times New Roman"/>
-          <w:lang w:val="en-US"/>
-        </w:rPr>
-        <w:t xml:space="preserve"> </w:t>
-      </w:r>
-      <w:proofErr w:type="spellStart"/>
-      <w:r>
-        <w:rPr>
-          <w:rFonts w:ascii="Times New Roman" w:hAnsi="Times New Roman" w:cs="Times New Roman"/>
-          <w:lang w:val="en-US"/>
-        </w:rPr>
-        <w:t>độ</w:t>
-      </w:r>
-      <w:proofErr w:type="spellEnd"/>
-      <w:r>
-        <w:rPr>
-          <w:rFonts w:ascii="Times New Roman" w:hAnsi="Times New Roman" w:cs="Times New Roman"/>
-          <w:lang w:val="en-US"/>
-        </w:rPr>
-        <w:t xml:space="preserve"> 2</w:t>
-      </w:r>
-      <w:bookmarkEnd w:id="31"/>
+        <w:t>Chủ đề cấp độ 2</w:t>
+      </w:r>
+      <w:bookmarkEnd w:id="28"/>
     </w:p>
     <w:p>
       <w:pPr>
@@ -4515,276 +3879,85 @@
           <w:lang w:val="en-US"/>
         </w:rPr>
       </w:pPr>
-      <w:proofErr w:type="spellStart"/>
       <w:r>
         <w:rPr>
           <w:rFonts w:ascii="Times New Roman" w:hAnsi="Times New Roman" w:cs="Times New Roman"/>
           <w:szCs w:val="26"/>
           <w:lang w:val="en-US"/>
         </w:rPr>
-        <w:t>Nội</w:t>
-      </w:r>
-      <w:proofErr w:type="spellEnd"/>
-      <w:r>
+        <w:t>Nội dung …………………</w:t>
+      </w:r>
+    </w:p>
+    <w:p>
+      <w:pPr>
         <w:rPr>
           <w:rFonts w:ascii="Times New Roman" w:hAnsi="Times New Roman" w:cs="Times New Roman"/>
           <w:szCs w:val="26"/>
           <w:lang w:val="en-US"/>
         </w:rPr>
-        <w:t xml:space="preserve"> dung …………………</w:t>
-      </w:r>
-    </w:p>
-    <w:p>
-      <w:pPr>
+      </w:pPr>
+      <w:r>
         <w:rPr>
           <w:rFonts w:ascii="Times New Roman" w:hAnsi="Times New Roman" w:cs="Times New Roman"/>
           <w:szCs w:val="26"/>
           <w:lang w:val="en-US"/>
         </w:rPr>
-      </w:pPr>
-      <w:proofErr w:type="spellStart"/>
-      <w:r>
-        <w:rPr>
-          <w:rFonts w:ascii="Times New Roman" w:hAnsi="Times New Roman" w:cs="Times New Roman"/>
-          <w:szCs w:val="26"/>
+        <w:t>Nội dung………………….</w:t>
+      </w:r>
+    </w:p>
+    <w:p>
+      <w:pPr>
+        <w:pStyle w:val="Heading3"/>
+        <w:rPr>
+          <w:rFonts w:ascii="Times New Roman" w:hAnsi="Times New Roman" w:cs="Times New Roman"/>
           <w:lang w:val="en-US"/>
         </w:rPr>
-        <w:t>Nội</w:t>
-      </w:r>
-      <w:proofErr w:type="spellEnd"/>
-      <w:r>
-        <w:rPr>
-          <w:rFonts w:ascii="Times New Roman" w:hAnsi="Times New Roman" w:cs="Times New Roman"/>
-          <w:szCs w:val="26"/>
+      </w:pPr>
+      <w:bookmarkStart w:id="29" w:name="_Toc367742509"/>
+      <w:r>
+        <w:rPr>
+          <w:rFonts w:ascii="Times New Roman" w:hAnsi="Times New Roman" w:cs="Times New Roman"/>
           <w:lang w:val="en-US"/>
         </w:rPr>
-        <w:t xml:space="preserve"> dung………………….</w:t>
-      </w:r>
-    </w:p>
-    <w:p>
-      <w:pPr>
-        <w:pStyle w:val="Heading3"/>
+        <w:t>Chủ đề cấp độ 3</w:t>
+      </w:r>
+      <w:bookmarkEnd w:id="29"/>
+    </w:p>
+    <w:p>
+      <w:pPr>
+        <w:pStyle w:val="Heading4"/>
         <w:rPr>
           <w:rFonts w:ascii="Times New Roman" w:hAnsi="Times New Roman" w:cs="Times New Roman"/>
           <w:lang w:val="en-US"/>
         </w:rPr>
       </w:pPr>
-      <w:bookmarkStart w:id="32" w:name="_Toc367742509"/>
-      <w:proofErr w:type="spellStart"/>
+      <w:bookmarkStart w:id="30" w:name="_Toc367742510"/>
       <w:r>
         <w:rPr>
           <w:rFonts w:ascii="Times New Roman" w:hAnsi="Times New Roman" w:cs="Times New Roman"/>
           <w:lang w:val="en-US"/>
         </w:rPr>
-        <w:t>Chủ</w:t>
-      </w:r>
-      <w:proofErr w:type="spellEnd"/>
-      <w:r>
+        <w:t>Chủ đề cấp độ 4</w:t>
+      </w:r>
+      <w:bookmarkEnd w:id="30"/>
+    </w:p>
+    <w:p>
+      <w:pPr>
+        <w:pStyle w:val="Heading2"/>
         <w:rPr>
           <w:rFonts w:ascii="Times New Roman" w:hAnsi="Times New Roman" w:cs="Times New Roman"/>
           <w:lang w:val="en-US"/>
         </w:rPr>
-        <w:t xml:space="preserve"> </w:t>
-      </w:r>
-      <w:proofErr w:type="spellStart"/>
+      </w:pPr>
+      <w:bookmarkStart w:id="31" w:name="_Toc367742511"/>
       <w:r>
         <w:rPr>
           <w:rFonts w:ascii="Times New Roman" w:hAnsi="Times New Roman" w:cs="Times New Roman"/>
           <w:lang w:val="en-US"/>
         </w:rPr>
-        <w:t>đề</w:t>
-      </w:r>
-      <w:proofErr w:type="spellEnd"/>
-      <w:r>
-        <w:rPr>
-          <w:rFonts w:ascii="Times New Roman" w:hAnsi="Times New Roman" w:cs="Times New Roman"/>
-          <w:lang w:val="en-US"/>
-        </w:rPr>
-        <w:t xml:space="preserve"> </w:t>
-      </w:r>
-      <w:proofErr w:type="spellStart"/>
-      <w:r>
-        <w:rPr>
-          <w:rFonts w:ascii="Times New Roman" w:hAnsi="Times New Roman" w:cs="Times New Roman"/>
-          <w:lang w:val="en-US"/>
-        </w:rPr>
-        <w:t>cấp</w:t>
-      </w:r>
-      <w:proofErr w:type="spellEnd"/>
-      <w:r>
-        <w:rPr>
-          <w:rFonts w:ascii="Times New Roman" w:hAnsi="Times New Roman" w:cs="Times New Roman"/>
-          <w:lang w:val="en-US"/>
-        </w:rPr>
-        <w:t xml:space="preserve"> </w:t>
-      </w:r>
-      <w:proofErr w:type="spellStart"/>
-      <w:r>
-        <w:rPr>
-          <w:rFonts w:ascii="Times New Roman" w:hAnsi="Times New Roman" w:cs="Times New Roman"/>
-          <w:lang w:val="en-US"/>
-        </w:rPr>
-        <w:t>độ</w:t>
-      </w:r>
-      <w:proofErr w:type="spellEnd"/>
-      <w:r>
-        <w:rPr>
-          <w:rFonts w:ascii="Times New Roman" w:hAnsi="Times New Roman" w:cs="Times New Roman"/>
-          <w:lang w:val="en-US"/>
-        </w:rPr>
-        <w:t xml:space="preserve"> 3</w:t>
-      </w:r>
-      <w:bookmarkEnd w:id="32"/>
-    </w:p>
-    <w:p>
-      <w:pPr>
-        <w:pStyle w:val="Heading4"/>
-        <w:rPr>
-          <w:rFonts w:ascii="Times New Roman" w:hAnsi="Times New Roman" w:cs="Times New Roman"/>
-          <w:lang w:val="en-US"/>
-        </w:rPr>
-      </w:pPr>
-      <w:bookmarkStart w:id="33" w:name="_Toc367742510"/>
-      <w:proofErr w:type="spellStart"/>
-      <w:r>
-        <w:rPr>
-          <w:rFonts w:ascii="Times New Roman" w:hAnsi="Times New Roman" w:cs="Times New Roman"/>
-          <w:lang w:val="en-US"/>
-        </w:rPr>
-        <w:t>Chủ</w:t>
-      </w:r>
-      <w:proofErr w:type="spellEnd"/>
-      <w:r>
-        <w:rPr>
-          <w:rFonts w:ascii="Times New Roman" w:hAnsi="Times New Roman" w:cs="Times New Roman"/>
-          <w:lang w:val="en-US"/>
-        </w:rPr>
-        <w:t xml:space="preserve"> </w:t>
-      </w:r>
-      <w:proofErr w:type="spellStart"/>
-      <w:r>
-        <w:rPr>
-          <w:rFonts w:ascii="Times New Roman" w:hAnsi="Times New Roman" w:cs="Times New Roman"/>
-          <w:lang w:val="en-US"/>
-        </w:rPr>
-        <w:t>đề</w:t>
-      </w:r>
-      <w:proofErr w:type="spellEnd"/>
-      <w:r>
-        <w:rPr>
-          <w:rFonts w:ascii="Times New Roman" w:hAnsi="Times New Roman" w:cs="Times New Roman"/>
-          <w:lang w:val="en-US"/>
-        </w:rPr>
-        <w:t xml:space="preserve"> </w:t>
-      </w:r>
-      <w:proofErr w:type="spellStart"/>
-      <w:r>
-        <w:rPr>
-          <w:rFonts w:ascii="Times New Roman" w:hAnsi="Times New Roman" w:cs="Times New Roman"/>
-          <w:lang w:val="en-US"/>
-        </w:rPr>
-        <w:t>cấp</w:t>
-      </w:r>
-      <w:proofErr w:type="spellEnd"/>
-      <w:r>
-        <w:rPr>
-          <w:rFonts w:ascii="Times New Roman" w:hAnsi="Times New Roman" w:cs="Times New Roman"/>
-          <w:lang w:val="en-US"/>
-        </w:rPr>
-        <w:t xml:space="preserve"> </w:t>
-      </w:r>
-      <w:proofErr w:type="spellStart"/>
-      <w:r>
-        <w:rPr>
-          <w:rFonts w:ascii="Times New Roman" w:hAnsi="Times New Roman" w:cs="Times New Roman"/>
-          <w:lang w:val="en-US"/>
-        </w:rPr>
-        <w:t>độ</w:t>
-      </w:r>
-      <w:proofErr w:type="spellEnd"/>
-      <w:r>
-        <w:rPr>
-          <w:rFonts w:ascii="Times New Roman" w:hAnsi="Times New Roman" w:cs="Times New Roman"/>
-          <w:lang w:val="en-US"/>
-        </w:rPr>
-        <w:t xml:space="preserve"> 4</w:t>
-      </w:r>
-      <w:bookmarkEnd w:id="33"/>
-    </w:p>
-    <w:p>
-      <w:pPr>
-        <w:pStyle w:val="Heading2"/>
-        <w:rPr>
-          <w:rFonts w:ascii="Times New Roman" w:hAnsi="Times New Roman" w:cs="Times New Roman"/>
-          <w:lang w:val="en-US"/>
-        </w:rPr>
-      </w:pPr>
-      <w:bookmarkStart w:id="34" w:name="_Toc367742511"/>
-      <w:proofErr w:type="spellStart"/>
-      <w:r>
-        <w:rPr>
-          <w:rFonts w:ascii="Times New Roman" w:hAnsi="Times New Roman" w:cs="Times New Roman"/>
-          <w:lang w:val="en-US"/>
-        </w:rPr>
-        <w:t>Chủ</w:t>
-      </w:r>
-      <w:proofErr w:type="spellEnd"/>
-      <w:r>
-        <w:rPr>
-          <w:rFonts w:ascii="Times New Roman" w:hAnsi="Times New Roman" w:cs="Times New Roman"/>
-          <w:lang w:val="en-US"/>
-        </w:rPr>
-        <w:t xml:space="preserve"> </w:t>
-      </w:r>
-      <w:proofErr w:type="spellStart"/>
-      <w:r>
-        <w:rPr>
-          <w:rFonts w:ascii="Times New Roman" w:hAnsi="Times New Roman" w:cs="Times New Roman"/>
-          <w:lang w:val="en-US"/>
-        </w:rPr>
-        <w:t>đề</w:t>
-      </w:r>
-      <w:proofErr w:type="spellEnd"/>
-      <w:r>
-        <w:rPr>
-          <w:rFonts w:ascii="Times New Roman" w:hAnsi="Times New Roman" w:cs="Times New Roman"/>
-          <w:lang w:val="en-US"/>
-        </w:rPr>
-        <w:t xml:space="preserve"> </w:t>
-      </w:r>
-      <w:proofErr w:type="spellStart"/>
-      <w:r>
-        <w:rPr>
-          <w:rFonts w:ascii="Times New Roman" w:hAnsi="Times New Roman" w:cs="Times New Roman"/>
-          <w:lang w:val="en-US"/>
-        </w:rPr>
-        <w:t>cấp</w:t>
-      </w:r>
-      <w:proofErr w:type="spellEnd"/>
-      <w:r>
-        <w:rPr>
-          <w:rFonts w:ascii="Times New Roman" w:hAnsi="Times New Roman" w:cs="Times New Roman"/>
-          <w:lang w:val="en-US"/>
-        </w:rPr>
-        <w:t xml:space="preserve"> </w:t>
-      </w:r>
-      <w:proofErr w:type="spellStart"/>
-      <w:r>
-        <w:rPr>
-          <w:rFonts w:ascii="Times New Roman" w:hAnsi="Times New Roman" w:cs="Times New Roman"/>
-          <w:lang w:val="en-US"/>
-        </w:rPr>
-        <w:t>độ</w:t>
-      </w:r>
-      <w:proofErr w:type="spellEnd"/>
-      <w:r>
-        <w:rPr>
-          <w:rFonts w:ascii="Times New Roman" w:hAnsi="Times New Roman" w:cs="Times New Roman"/>
-          <w:lang w:val="en-US"/>
-        </w:rPr>
-        <w:t xml:space="preserve"> 2</w:t>
-      </w:r>
-      <w:bookmarkEnd w:id="34"/>
+        <w:t>Chủ đề cấp độ 2</w:t>
+      </w:r>
+      <w:bookmarkEnd w:id="31"/>
     </w:p>
     <w:p>
       <w:pPr>
@@ -4839,25 +4012,7 @@
           <w:szCs w:val="26"/>
           <w:lang w:val="en-US"/>
         </w:rPr>
-        <w:t xml:space="preserve">Theo </w:t>
-      </w:r>
-      <w:proofErr w:type="spellStart"/>
-      <w:r>
-        <w:rPr>
-          <w:rFonts w:ascii="Times New Roman" w:hAnsi="Times New Roman" w:cs="Times New Roman"/>
-          <w:szCs w:val="26"/>
-          <w:lang w:val="en-US"/>
-        </w:rPr>
-        <w:t>chuẩn</w:t>
-      </w:r>
-      <w:proofErr w:type="spellEnd"/>
-      <w:r>
-        <w:rPr>
-          <w:rFonts w:ascii="Times New Roman" w:hAnsi="Times New Roman" w:cs="Times New Roman"/>
-          <w:szCs w:val="26"/>
-          <w:lang w:val="en-US"/>
-        </w:rPr>
-        <w:t xml:space="preserve"> IEEE</w:t>
+        <w:t>Theo chuẩn IEEE</w:t>
       </w:r>
     </w:p>
     <w:sectPr>
@@ -4871,7 +4026,7 @@
 </file>
 
 <file path=word/endnotes.xml><?xml version="1.0" encoding="utf-8"?>
-<w:endnotes xmlns:wpc="http://schemas.microsoft.com/office/word/2010/wordprocessingCanvas" xmlns:cx="http://schemas.microsoft.com/office/drawing/2014/chartex" xmlns:cx1="http://schemas.microsoft.com/office/drawing/2015/9/8/chartex" xmlns:cx2="http://schemas.microsoft.com/office/drawing/2015/10/21/chartex" xmlns:cx3="http://schemas.microsoft.com/office/drawing/2016/5/9/chartex" xmlns:cx4="http://schemas.microsoft.com/office/drawing/2016/5/10/chartex" xmlns:cx5="http://schemas.microsoft.com/office/drawing/2016/5/11/chartex" xmlns:cx6="http://schemas.microsoft.com/office/drawing/2016/5/12/chartex" xmlns:cx7="http://schemas.microsoft.com/office/drawing/2016/5/13/chartex" xmlns:cx8="http://schemas.microsoft.com/office/drawing/2016/5/14/chartex" xmlns:mc="http://schemas.openxmlformats.org/markup-compatibility/2006" xmlns:aink="http://schemas.microsoft.com/office/drawing/2016/ink" xmlns:am3d="http://schemas.microsoft.com/office/drawing/2017/model3d" xmlns:o="urn:schemas-microsoft-com:office:office" xmlns:r="http://schemas.openxmlformats.org/officeDocument/2006/relationships" xmlns:m="http://schemas.openxmlformats.org/officeDocument/2006/math" xmlns:v="urn:schemas-microsoft-com:vml" xmlns:wp14="http://schemas.microsoft.com/office/word/2010/wordprocessingDrawing" xmlns:wp="http://schemas.openxmlformats.org/drawingml/2006/wordprocessingDrawing" xmlns:w10="urn:schemas-microsoft-com:office:word" xmlns:w="http://schemas.openxmlformats.org/wordprocessingml/2006/main" xmlns:w14="http://schemas.microsoft.com/office/word/2010/wordml" xmlns:w15="http://schemas.microsoft.com/office/word/2012/wordml" xmlns:w16cid="http://schemas.microsoft.com/office/word/2016/wordml/cid" xmlns:w16se="http://schemas.microsoft.com/office/word/2015/wordml/symex" xmlns:wpg="http://schemas.microsoft.com/office/word/2010/wordprocessingGroup" xmlns:wpi="http://schemas.microsoft.com/office/word/2010/wordprocessingInk" xmlns:wne="http://schemas.microsoft.com/office/word/2006/wordml" xmlns:wps="http://schemas.microsoft.com/office/word/2010/wordprocessingShape" mc:Ignorable="w14 w15 w16se w16cid wp14">
+<w:endnotes xmlns:wpc="http://schemas.microsoft.com/office/word/2010/wordprocessingCanvas" xmlns:cx="http://schemas.microsoft.com/office/drawing/2014/chartex" xmlns:cx1="http://schemas.microsoft.com/office/drawing/2015/9/8/chartex" xmlns:cx2="http://schemas.microsoft.com/office/drawing/2015/10/21/chartex" xmlns:cx3="http://schemas.microsoft.com/office/drawing/2016/5/9/chartex" xmlns:cx4="http://schemas.microsoft.com/office/drawing/2016/5/10/chartex" xmlns:cx5="http://schemas.microsoft.com/office/drawing/2016/5/11/chartex" xmlns:cx6="http://schemas.microsoft.com/office/drawing/2016/5/12/chartex" xmlns:cx7="http://schemas.microsoft.com/office/drawing/2016/5/13/chartex" xmlns:cx8="http://schemas.microsoft.com/office/drawing/2016/5/14/chartex" xmlns:mc="http://schemas.openxmlformats.org/markup-compatibility/2006" xmlns:aink="http://schemas.microsoft.com/office/drawing/2016/ink" xmlns:am3d="http://schemas.microsoft.com/office/drawing/2017/model3d" xmlns:o="urn:schemas-microsoft-com:office:office" xmlns:oel="http://schemas.microsoft.com/office/2019/extlst" xmlns:r="http://schemas.openxmlformats.org/officeDocument/2006/relationships" xmlns:m="http://schemas.openxmlformats.org/officeDocument/2006/math" xmlns:v="urn:schemas-microsoft-com:vml" xmlns:wp14="http://schemas.microsoft.com/office/word/2010/wordprocessingDrawing" xmlns:wp="http://schemas.openxmlformats.org/drawingml/2006/wordprocessingDrawing" xmlns:w10="urn:schemas-microsoft-com:office:word" xmlns:w="http://schemas.openxmlformats.org/wordprocessingml/2006/main" xmlns:w14="http://schemas.microsoft.com/office/word/2010/wordml" xmlns:w15="http://schemas.microsoft.com/office/word/2012/wordml" xmlns:w16cex="http://schemas.microsoft.com/office/word/2018/wordml/cex" xmlns:w16cid="http://schemas.microsoft.com/office/word/2016/wordml/cid" xmlns:w16="http://schemas.microsoft.com/office/word/2018/wordml" xmlns:w16du="http://schemas.microsoft.com/office/word/2023/wordml/word16du" xmlns:w16sdtdh="http://schemas.microsoft.com/office/word/2020/wordml/sdtdatahash" xmlns:w16sdtfl="http://schemas.microsoft.com/office/word/2024/wordml/sdtformatlock" xmlns:w16se="http://schemas.microsoft.com/office/word/2015/wordml/symex" xmlns:wpg="http://schemas.microsoft.com/office/word/2010/wordprocessingGroup" xmlns:wpi="http://schemas.microsoft.com/office/word/2010/wordprocessingInk" xmlns:wne="http://schemas.microsoft.com/office/word/2006/wordml" xmlns:wps="http://schemas.microsoft.com/office/word/2010/wordprocessingShape" mc:Ignorable="w14 w15 w16se w16cid w16 w16cex w16sdtdh w16sdtfl w16du wp14">
   <w:endnote w:type="separator" w:id="-1">
     <w:p>
       <w:pPr>
@@ -4896,7 +4051,7 @@
 </file>
 
 <file path=word/footer1.xml><?xml version="1.0" encoding="utf-8"?>
-<w:ftr xmlns:wpc="http://schemas.microsoft.com/office/word/2010/wordprocessingCanvas" xmlns:cx="http://schemas.microsoft.com/office/drawing/2014/chartex" xmlns:cx1="http://schemas.microsoft.com/office/drawing/2015/9/8/chartex" xmlns:cx2="http://schemas.microsoft.com/office/drawing/2015/10/21/chartex" xmlns:cx3="http://schemas.microsoft.com/office/drawing/2016/5/9/chartex" xmlns:cx4="http://schemas.microsoft.com/office/drawing/2016/5/10/chartex" xmlns:cx5="http://schemas.microsoft.com/office/drawing/2016/5/11/chartex" xmlns:cx6="http://schemas.microsoft.com/office/drawing/2016/5/12/chartex" xmlns:cx7="http://schemas.microsoft.com/office/drawing/2016/5/13/chartex" xmlns:cx8="http://schemas.microsoft.com/office/drawing/2016/5/14/chartex" xmlns:mc="http://schemas.openxmlformats.org/markup-compatibility/2006" xmlns:aink="http://schemas.microsoft.com/office/drawing/2016/ink" xmlns:am3d="http://schemas.microsoft.com/office/drawing/2017/model3d" xmlns:o="urn:schemas-microsoft-com:office:office" xmlns:r="http://schemas.openxmlformats.org/officeDocument/2006/relationships" xmlns:m="http://schemas.openxmlformats.org/officeDocument/2006/math" xmlns:v="urn:schemas-microsoft-com:vml" xmlns:wp14="http://schemas.microsoft.com/office/word/2010/wordprocessingDrawing" xmlns:wp="http://schemas.openxmlformats.org/drawingml/2006/wordprocessingDrawing" xmlns:w10="urn:schemas-microsoft-com:office:word" xmlns:w="http://schemas.openxmlformats.org/wordprocessingml/2006/main" xmlns:w14="http://schemas.microsoft.com/office/word/2010/wordml" xmlns:w15="http://schemas.microsoft.com/office/word/2012/wordml" xmlns:w16cid="http://schemas.microsoft.com/office/word/2016/wordml/cid" xmlns:w16se="http://schemas.microsoft.com/office/word/2015/wordml/symex" xmlns:wpg="http://schemas.microsoft.com/office/word/2010/wordprocessingGroup" xmlns:wpi="http://schemas.microsoft.com/office/word/2010/wordprocessingInk" xmlns:wne="http://schemas.microsoft.com/office/word/2006/wordml" xmlns:wps="http://schemas.microsoft.com/office/word/2010/wordprocessingShape" mc:Ignorable="w14 w15 w16se w16cid wp14">
+<w:ftr xmlns:wpc="http://schemas.microsoft.com/office/word/2010/wordprocessingCanvas" xmlns:cx="http://schemas.microsoft.com/office/drawing/2014/chartex" xmlns:cx1="http://schemas.microsoft.com/office/drawing/2015/9/8/chartex" xmlns:cx2="http://schemas.microsoft.com/office/drawing/2015/10/21/chartex" xmlns:cx3="http://schemas.microsoft.com/office/drawing/2016/5/9/chartex" xmlns:cx4="http://schemas.microsoft.com/office/drawing/2016/5/10/chartex" xmlns:cx5="http://schemas.microsoft.com/office/drawing/2016/5/11/chartex" xmlns:cx6="http://schemas.microsoft.com/office/drawing/2016/5/12/chartex" xmlns:cx7="http://schemas.microsoft.com/office/drawing/2016/5/13/chartex" xmlns:cx8="http://schemas.microsoft.com/office/drawing/2016/5/14/chartex" xmlns:mc="http://schemas.openxmlformats.org/markup-compatibility/2006" xmlns:aink="http://schemas.microsoft.com/office/drawing/2016/ink" xmlns:am3d="http://schemas.microsoft.com/office/drawing/2017/model3d" xmlns:o="urn:schemas-microsoft-com:office:office" xmlns:oel="http://schemas.microsoft.com/office/2019/extlst" xmlns:r="http://schemas.openxmlformats.org/officeDocument/2006/relationships" xmlns:m="http://schemas.openxmlformats.org/officeDocument/2006/math" xmlns:v="urn:schemas-microsoft-com:vml" xmlns:wp14="http://schemas.microsoft.com/office/word/2010/wordprocessingDrawing" xmlns:wp="http://schemas.openxmlformats.org/drawingml/2006/wordprocessingDrawing" xmlns:w10="urn:schemas-microsoft-com:office:word" xmlns:w="http://schemas.openxmlformats.org/wordprocessingml/2006/main" xmlns:w14="http://schemas.microsoft.com/office/word/2010/wordml" xmlns:w15="http://schemas.microsoft.com/office/word/2012/wordml" xmlns:w16cex="http://schemas.microsoft.com/office/word/2018/wordml/cex" xmlns:w16cid="http://schemas.microsoft.com/office/word/2016/wordml/cid" xmlns:w16="http://schemas.microsoft.com/office/word/2018/wordml" xmlns:w16du="http://schemas.microsoft.com/office/word/2023/wordml/word16du" xmlns:w16sdtdh="http://schemas.microsoft.com/office/word/2020/wordml/sdtdatahash" xmlns:w16sdtfl="http://schemas.microsoft.com/office/word/2024/wordml/sdtformatlock" xmlns:w16se="http://schemas.microsoft.com/office/word/2015/wordml/symex" xmlns:wpg="http://schemas.microsoft.com/office/word/2010/wordprocessingGroup" xmlns:wpi="http://schemas.microsoft.com/office/word/2010/wordprocessingInk" xmlns:wne="http://schemas.microsoft.com/office/word/2006/wordml" xmlns:wps="http://schemas.microsoft.com/office/word/2010/wordprocessingShape" mc:Ignorable="w14 w15 w16se w16cid w16 w16cex w16sdtdh w16sdtfl w16du wp14">
   <w:sdt>
     <w:sdtPr>
       <w:id w:val="-1511979605"/>
@@ -4958,7 +4113,7 @@
 </file>
 
 <file path=word/footnotes.xml><?xml version="1.0" encoding="utf-8"?>
-<w:footnotes xmlns:wpc="http://schemas.microsoft.com/office/word/2010/wordprocessingCanvas" xmlns:cx="http://schemas.microsoft.com/office/drawing/2014/chartex" xmlns:cx1="http://schemas.microsoft.com/office/drawing/2015/9/8/chartex" xmlns:cx2="http://schemas.microsoft.com/office/drawing/2015/10/21/chartex" xmlns:cx3="http://schemas.microsoft.com/office/drawing/2016/5/9/chartex" xmlns:cx4="http://schemas.microsoft.com/office/drawing/2016/5/10/chartex" xmlns:cx5="http://schemas.microsoft.com/office/drawing/2016/5/11/chartex" xmlns:cx6="http://schemas.microsoft.com/office/drawing/2016/5/12/chartex" xmlns:cx7="http://schemas.microsoft.com/office/drawing/2016/5/13/chartex" xmlns:cx8="http://schemas.microsoft.com/office/drawing/2016/5/14/chartex" xmlns:mc="http://schemas.openxmlformats.org/markup-compatibility/2006" xmlns:aink="http://schemas.microsoft.com/office/drawing/2016/ink" xmlns:am3d="http://schemas.microsoft.com/office/drawing/2017/model3d" xmlns:o="urn:schemas-microsoft-com:office:office" xmlns:r="http://schemas.openxmlformats.org/officeDocument/2006/relationships" xmlns:m="http://schemas.openxmlformats.org/officeDocument/2006/math" xmlns:v="urn:schemas-microsoft-com:vml" xmlns:wp14="http://schemas.microsoft.com/office/word/2010/wordprocessingDrawing" xmlns:wp="http://schemas.openxmlformats.org/drawingml/2006/wordprocessingDrawing" xmlns:w10="urn:schemas-microsoft-com:office:word" xmlns:w="http://schemas.openxmlformats.org/wordprocessingml/2006/main" xmlns:w14="http://schemas.microsoft.com/office/word/2010/wordml" xmlns:w15="http://schemas.microsoft.com/office/word/2012/wordml" xmlns:w16cid="http://schemas.microsoft.com/office/word/2016/wordml/cid" xmlns:w16se="http://schemas.microsoft.com/office/word/2015/wordml/symex" xmlns:wpg="http://schemas.microsoft.com/office/word/2010/wordprocessingGroup" xmlns:wpi="http://schemas.microsoft.com/office/word/2010/wordprocessingInk" xmlns:wne="http://schemas.microsoft.com/office/word/2006/wordml" xmlns:wps="http://schemas.microsoft.com/office/word/2010/wordprocessingShape" mc:Ignorable="w14 w15 w16se w16cid wp14">
+<w:footnotes xmlns:wpc="http://schemas.microsoft.com/office/word/2010/wordprocessingCanvas" xmlns:cx="http://schemas.microsoft.com/office/drawing/2014/chartex" xmlns:cx1="http://schemas.microsoft.com/office/drawing/2015/9/8/chartex" xmlns:cx2="http://schemas.microsoft.com/office/drawing/2015/10/21/chartex" xmlns:cx3="http://schemas.microsoft.com/office/drawing/2016/5/9/chartex" xmlns:cx4="http://schemas.microsoft.com/office/drawing/2016/5/10/chartex" xmlns:cx5="http://schemas.microsoft.com/office/drawing/2016/5/11/chartex" xmlns:cx6="http://schemas.microsoft.com/office/drawing/2016/5/12/chartex" xmlns:cx7="http://schemas.microsoft.com/office/drawing/2016/5/13/chartex" xmlns:cx8="http://schemas.microsoft.com/office/drawing/2016/5/14/chartex" xmlns:mc="http://schemas.openxmlformats.org/markup-compatibility/2006" xmlns:aink="http://schemas.microsoft.com/office/drawing/2016/ink" xmlns:am3d="http://schemas.microsoft.com/office/drawing/2017/model3d" xmlns:o="urn:schemas-microsoft-com:office:office" xmlns:oel="http://schemas.microsoft.com/office/2019/extlst" xmlns:r="http://schemas.openxmlformats.org/officeDocument/2006/relationships" xmlns:m="http://schemas.openxmlformats.org/officeDocument/2006/math" xmlns:v="urn:schemas-microsoft-com:vml" xmlns:wp14="http://schemas.microsoft.com/office/word/2010/wordprocessingDrawing" xmlns:wp="http://schemas.openxmlformats.org/drawingml/2006/wordprocessingDrawing" xmlns:w10="urn:schemas-microsoft-com:office:word" xmlns:w="http://schemas.openxmlformats.org/wordprocessingml/2006/main" xmlns:w14="http://schemas.microsoft.com/office/word/2010/wordml" xmlns:w15="http://schemas.microsoft.com/office/word/2012/wordml" xmlns:w16cex="http://schemas.microsoft.com/office/word/2018/wordml/cex" xmlns:w16cid="http://schemas.microsoft.com/office/word/2016/wordml/cid" xmlns:w16="http://schemas.microsoft.com/office/word/2018/wordml" xmlns:w16du="http://schemas.microsoft.com/office/word/2023/wordml/word16du" xmlns:w16sdtdh="http://schemas.microsoft.com/office/word/2020/wordml/sdtdatahash" xmlns:w16sdtfl="http://schemas.microsoft.com/office/word/2024/wordml/sdtformatlock" xmlns:w16se="http://schemas.microsoft.com/office/word/2015/wordml/symex" xmlns:wpg="http://schemas.microsoft.com/office/word/2010/wordprocessingGroup" xmlns:wpi="http://schemas.microsoft.com/office/word/2010/wordprocessingInk" xmlns:wne="http://schemas.microsoft.com/office/word/2006/wordml" xmlns:wps="http://schemas.microsoft.com/office/word/2010/wordprocessingShape" mc:Ignorable="w14 w15 w16se w16cid w16 w16cex w16sdtdh w16sdtfl w16du wp14">
   <w:footnote w:type="separator" w:id="-1">
     <w:p>
       <w:pPr>
@@ -4983,7 +4138,7 @@
 </file>
 
 <file path=word/numbering.xml><?xml version="1.0" encoding="utf-8"?>
-<w:numbering xmlns:wpc="http://schemas.microsoft.com/office/word/2010/wordprocessingCanvas" xmlns:cx="http://schemas.microsoft.com/office/drawing/2014/chartex" xmlns:cx1="http://schemas.microsoft.com/office/drawing/2015/9/8/chartex" xmlns:cx2="http://schemas.microsoft.com/office/drawing/2015/10/21/chartex" xmlns:cx3="http://schemas.microsoft.com/office/drawing/2016/5/9/chartex" xmlns:cx4="http://schemas.microsoft.com/office/drawing/2016/5/10/chartex" xmlns:cx5="http://schemas.microsoft.com/office/drawing/2016/5/11/chartex" xmlns:cx6="http://schemas.microsoft.com/office/drawing/2016/5/12/chartex" xmlns:cx7="http://schemas.microsoft.com/office/drawing/2016/5/13/chartex" xmlns:cx8="http://schemas.microsoft.com/office/drawing/2016/5/14/chartex" xmlns:mc="http://schemas.openxmlformats.org/markup-compatibility/2006" xmlns:aink="http://schemas.microsoft.com/office/drawing/2016/ink" xmlns:am3d="http://schemas.microsoft.com/office/drawing/2017/model3d" xmlns:o="urn:schemas-microsoft-com:office:office" xmlns:r="http://schemas.openxmlformats.org/officeDocument/2006/relationships" xmlns:m="http://schemas.openxmlformats.org/officeDocument/2006/math" xmlns:v="urn:schemas-microsoft-com:vml" xmlns:wp14="http://schemas.microsoft.com/office/word/2010/wordprocessingDrawing" xmlns:wp="http://schemas.openxmlformats.org/drawingml/2006/wordprocessingDrawing" xmlns:w10="urn:schemas-microsoft-com:office:word" xmlns:w="http://schemas.openxmlformats.org/wordprocessingml/2006/main" xmlns:w14="http://schemas.microsoft.com/office/word/2010/wordml" xmlns:w15="http://schemas.microsoft.com/office/word/2012/wordml" xmlns:w16cid="http://schemas.microsoft.com/office/word/2016/wordml/cid" xmlns:w16se="http://schemas.microsoft.com/office/word/2015/wordml/symex" xmlns:wpg="http://schemas.microsoft.com/office/word/2010/wordprocessingGroup" xmlns:wpi="http://schemas.microsoft.com/office/word/2010/wordprocessingInk" xmlns:wne="http://schemas.microsoft.com/office/word/2006/wordml" xmlns:wps="http://schemas.microsoft.com/office/word/2010/wordprocessingShape" mc:Ignorable="w14 w15 w16se w16cid wp14">
+<w:numbering xmlns:wpc="http://schemas.microsoft.com/office/word/2010/wordprocessingCanvas" xmlns:cx="http://schemas.microsoft.com/office/drawing/2014/chartex" xmlns:cx1="http://schemas.microsoft.com/office/drawing/2015/9/8/chartex" xmlns:cx2="http://schemas.microsoft.com/office/drawing/2015/10/21/chartex" xmlns:cx3="http://schemas.microsoft.com/office/drawing/2016/5/9/chartex" xmlns:cx4="http://schemas.microsoft.com/office/drawing/2016/5/10/chartex" xmlns:cx5="http://schemas.microsoft.com/office/drawing/2016/5/11/chartex" xmlns:cx6="http://schemas.microsoft.com/office/drawing/2016/5/12/chartex" xmlns:cx7="http://schemas.microsoft.com/office/drawing/2016/5/13/chartex" xmlns:cx8="http://schemas.microsoft.com/office/drawing/2016/5/14/chartex" xmlns:mc="http://schemas.openxmlformats.org/markup-compatibility/2006" xmlns:aink="http://schemas.microsoft.com/office/drawing/2016/ink" xmlns:am3d="http://schemas.microsoft.com/office/drawing/2017/model3d" xmlns:o="urn:schemas-microsoft-com:office:office" xmlns:oel="http://schemas.microsoft.com/office/2019/extlst" xmlns:r="http://schemas.openxmlformats.org/officeDocument/2006/relationships" xmlns:m="http://schemas.openxmlformats.org/officeDocument/2006/math" xmlns:v="urn:schemas-microsoft-com:vml" xmlns:wp14="http://schemas.microsoft.com/office/word/2010/wordprocessingDrawing" xmlns:wp="http://schemas.openxmlformats.org/drawingml/2006/wordprocessingDrawing" xmlns:w10="urn:schemas-microsoft-com:office:word" xmlns:w="http://schemas.openxmlformats.org/wordprocessingml/2006/main" xmlns:w14="http://schemas.microsoft.com/office/word/2010/wordml" xmlns:w15="http://schemas.microsoft.com/office/word/2012/wordml" xmlns:w16cex="http://schemas.microsoft.com/office/word/2018/wordml/cex" xmlns:w16cid="http://schemas.microsoft.com/office/word/2016/wordml/cid" xmlns:w16="http://schemas.microsoft.com/office/word/2018/wordml" xmlns:w16du="http://schemas.microsoft.com/office/word/2023/wordml/word16du" xmlns:w16sdtdh="http://schemas.microsoft.com/office/word/2020/wordml/sdtdatahash" xmlns:w16sdtfl="http://schemas.microsoft.com/office/word/2024/wordml/sdtformatlock" xmlns:w16se="http://schemas.microsoft.com/office/word/2015/wordml/symex" xmlns:wpg="http://schemas.microsoft.com/office/word/2010/wordprocessingGroup" xmlns:wpi="http://schemas.microsoft.com/office/word/2010/wordprocessingInk" xmlns:wne="http://schemas.microsoft.com/office/word/2006/wordml" xmlns:wps="http://schemas.microsoft.com/office/word/2010/wordprocessingShape" mc:Ignorable="w14 w15 w16se w16cid w16 w16cex w16sdtdh w16sdtfl w16du wp14">
   <w:abstractNum w:abstractNumId="0" w15:restartNumberingAfterBreak="0">
     <w:nsid w:val="069E05D5"/>
     <w:multiLevelType w:val="hybridMultilevel"/>
@@ -11027,146 +10182,146 @@
       </w:rPr>
     </w:lvl>
   </w:abstractNum>
-  <w:num w:numId="1">
+  <w:num w:numId="1" w16cid:durableId="2035692964">
     <w:abstractNumId w:val="36"/>
   </w:num>
-  <w:num w:numId="2">
+  <w:num w:numId="2" w16cid:durableId="2117677777">
     <w:abstractNumId w:val="21"/>
   </w:num>
-  <w:num w:numId="3">
+  <w:num w:numId="3" w16cid:durableId="1715233772">
     <w:abstractNumId w:val="31"/>
   </w:num>
-  <w:num w:numId="4">
+  <w:num w:numId="4" w16cid:durableId="1229926204">
     <w:abstractNumId w:val="5"/>
   </w:num>
-  <w:num w:numId="5">
+  <w:num w:numId="5" w16cid:durableId="1318801137">
     <w:abstractNumId w:val="25"/>
   </w:num>
-  <w:num w:numId="6">
+  <w:num w:numId="6" w16cid:durableId="711921464">
     <w:abstractNumId w:val="1"/>
   </w:num>
-  <w:num w:numId="7">
+  <w:num w:numId="7" w16cid:durableId="224801360">
     <w:abstractNumId w:val="18"/>
   </w:num>
-  <w:num w:numId="8">
+  <w:num w:numId="8" w16cid:durableId="281745">
     <w:abstractNumId w:val="30"/>
   </w:num>
-  <w:num w:numId="9">
+  <w:num w:numId="9" w16cid:durableId="1386832119">
     <w:abstractNumId w:val="40"/>
   </w:num>
-  <w:num w:numId="10">
+  <w:num w:numId="10" w16cid:durableId="1619919460">
     <w:abstractNumId w:val="2"/>
   </w:num>
-  <w:num w:numId="11">
+  <w:num w:numId="11" w16cid:durableId="981428436">
     <w:abstractNumId w:val="43"/>
   </w:num>
-  <w:num w:numId="12">
+  <w:num w:numId="12" w16cid:durableId="436104710">
     <w:abstractNumId w:val="35"/>
   </w:num>
-  <w:num w:numId="13">
+  <w:num w:numId="13" w16cid:durableId="141314287">
     <w:abstractNumId w:val="27"/>
   </w:num>
-  <w:num w:numId="14">
+  <w:num w:numId="14" w16cid:durableId="328481966">
     <w:abstractNumId w:val="23"/>
   </w:num>
-  <w:num w:numId="15">
+  <w:num w:numId="15" w16cid:durableId="422652419">
     <w:abstractNumId w:val="26"/>
   </w:num>
-  <w:num w:numId="16">
+  <w:num w:numId="16" w16cid:durableId="741830718">
     <w:abstractNumId w:val="0"/>
   </w:num>
-  <w:num w:numId="17">
+  <w:num w:numId="17" w16cid:durableId="1187794403">
     <w:abstractNumId w:val="20"/>
   </w:num>
-  <w:num w:numId="18">
+  <w:num w:numId="18" w16cid:durableId="730159430">
     <w:abstractNumId w:val="37"/>
   </w:num>
-  <w:num w:numId="19">
+  <w:num w:numId="19" w16cid:durableId="1960456286">
     <w:abstractNumId w:val="41"/>
   </w:num>
-  <w:num w:numId="20">
+  <w:num w:numId="20" w16cid:durableId="1231774802">
     <w:abstractNumId w:val="6"/>
   </w:num>
-  <w:num w:numId="21">
+  <w:num w:numId="21" w16cid:durableId="344139918">
     <w:abstractNumId w:val="24"/>
   </w:num>
-  <w:num w:numId="22">
+  <w:num w:numId="22" w16cid:durableId="1313562056">
     <w:abstractNumId w:val="8"/>
   </w:num>
-  <w:num w:numId="23">
+  <w:num w:numId="23" w16cid:durableId="2088265572">
     <w:abstractNumId w:val="15"/>
   </w:num>
-  <w:num w:numId="24">
+  <w:num w:numId="24" w16cid:durableId="740952658">
     <w:abstractNumId w:val="10"/>
   </w:num>
-  <w:num w:numId="25">
+  <w:num w:numId="25" w16cid:durableId="1521773688">
     <w:abstractNumId w:val="3"/>
   </w:num>
-  <w:num w:numId="26">
+  <w:num w:numId="26" w16cid:durableId="247273697">
     <w:abstractNumId w:val="7"/>
   </w:num>
-  <w:num w:numId="27">
+  <w:num w:numId="27" w16cid:durableId="452989877">
     <w:abstractNumId w:val="9"/>
   </w:num>
-  <w:num w:numId="28">
+  <w:num w:numId="28" w16cid:durableId="2034913480">
     <w:abstractNumId w:val="19"/>
   </w:num>
-  <w:num w:numId="29">
+  <w:num w:numId="29" w16cid:durableId="689842693">
     <w:abstractNumId w:val="4"/>
   </w:num>
-  <w:num w:numId="30">
+  <w:num w:numId="30" w16cid:durableId="1639646453">
     <w:abstractNumId w:val="16"/>
   </w:num>
-  <w:num w:numId="31">
+  <w:num w:numId="31" w16cid:durableId="1653025289">
     <w:abstractNumId w:val="11"/>
   </w:num>
-  <w:num w:numId="32">
+  <w:num w:numId="32" w16cid:durableId="2115438092">
     <w:abstractNumId w:val="14"/>
   </w:num>
-  <w:num w:numId="33">
+  <w:num w:numId="33" w16cid:durableId="402683443">
     <w:abstractNumId w:val="17"/>
   </w:num>
-  <w:num w:numId="34">
+  <w:num w:numId="34" w16cid:durableId="1581325525">
     <w:abstractNumId w:val="12"/>
   </w:num>
-  <w:num w:numId="35">
+  <w:num w:numId="35" w16cid:durableId="882789880">
     <w:abstractNumId w:val="29"/>
   </w:num>
-  <w:num w:numId="36">
+  <w:num w:numId="36" w16cid:durableId="383410453">
     <w:abstractNumId w:val="44"/>
   </w:num>
-  <w:num w:numId="37">
+  <w:num w:numId="37" w16cid:durableId="1676348618">
     <w:abstractNumId w:val="13"/>
   </w:num>
-  <w:num w:numId="38">
+  <w:num w:numId="38" w16cid:durableId="244726697">
     <w:abstractNumId w:val="34"/>
   </w:num>
-  <w:num w:numId="39">
+  <w:num w:numId="39" w16cid:durableId="805974118">
     <w:abstractNumId w:val="32"/>
   </w:num>
-  <w:num w:numId="40">
+  <w:num w:numId="40" w16cid:durableId="1744644701">
     <w:abstractNumId w:val="28"/>
   </w:num>
-  <w:num w:numId="41">
+  <w:num w:numId="41" w16cid:durableId="286476201">
     <w:abstractNumId w:val="22"/>
   </w:num>
-  <w:num w:numId="42">
+  <w:num w:numId="42" w16cid:durableId="271057110">
     <w:abstractNumId w:val="38"/>
   </w:num>
-  <w:num w:numId="43">
+  <w:num w:numId="43" w16cid:durableId="1022630326">
     <w:abstractNumId w:val="42"/>
   </w:num>
-  <w:num w:numId="44">
+  <w:num w:numId="44" w16cid:durableId="413822096">
     <w:abstractNumId w:val="33"/>
   </w:num>
-  <w:num w:numId="45">
+  <w:num w:numId="45" w16cid:durableId="1814328675">
     <w:abstractNumId w:val="39"/>
   </w:num>
 </w:numbering>
 </file>
 
 <file path=word/people.xml><?xml version="1.0" encoding="utf-8"?>
-<w15:people xmlns:wpc="http://schemas.microsoft.com/office/word/2010/wordprocessingCanvas" xmlns:cx="http://schemas.microsoft.com/office/drawing/2014/chartex" xmlns:cx1="http://schemas.microsoft.com/office/drawing/2015/9/8/chartex" xmlns:cx2="http://schemas.microsoft.com/office/drawing/2015/10/21/chartex" xmlns:cx3="http://schemas.microsoft.com/office/drawing/2016/5/9/chartex" xmlns:cx4="http://schemas.microsoft.com/office/drawing/2016/5/10/chartex" xmlns:cx5="http://schemas.microsoft.com/office/drawing/2016/5/11/chartex" xmlns:cx6="http://schemas.microsoft.com/office/drawing/2016/5/12/chartex" xmlns:cx7="http://schemas.microsoft.com/office/drawing/2016/5/13/chartex" xmlns:cx8="http://schemas.microsoft.com/office/drawing/2016/5/14/chartex" xmlns:mc="http://schemas.openxmlformats.org/markup-compatibility/2006" xmlns:aink="http://schemas.microsoft.com/office/drawing/2016/ink" xmlns:am3d="http://schemas.microsoft.com/office/drawing/2017/model3d" xmlns:o="urn:schemas-microsoft-com:office:office" xmlns:r="http://schemas.openxmlformats.org/officeDocument/2006/relationships" xmlns:m="http://schemas.openxmlformats.org/officeDocument/2006/math" xmlns:v="urn:schemas-microsoft-com:vml" xmlns:wp14="http://schemas.microsoft.com/office/word/2010/wordprocessingDrawing" xmlns:wp="http://schemas.openxmlformats.org/drawingml/2006/wordprocessingDrawing" xmlns:w10="urn:schemas-microsoft-com:office:word" xmlns:w="http://schemas.openxmlformats.org/wordprocessingml/2006/main" xmlns:w14="http://schemas.microsoft.com/office/word/2010/wordml" xmlns:w15="http://schemas.microsoft.com/office/word/2012/wordml" xmlns:w16cid="http://schemas.microsoft.com/office/word/2016/wordml/cid" xmlns:w16se="http://schemas.microsoft.com/office/word/2015/wordml/symex" xmlns:wpg="http://schemas.microsoft.com/office/word/2010/wordprocessingGroup" xmlns:wpi="http://schemas.microsoft.com/office/word/2010/wordprocessingInk" xmlns:wne="http://schemas.microsoft.com/office/word/2006/wordml" xmlns:wps="http://schemas.microsoft.com/office/word/2010/wordprocessingShape" mc:Ignorable="w14 w15 w16se w16cid wp14">
+<w15:people xmlns:wpc="http://schemas.microsoft.com/office/word/2010/wordprocessingCanvas" xmlns:cx="http://schemas.microsoft.com/office/drawing/2014/chartex" xmlns:cx1="http://schemas.microsoft.com/office/drawing/2015/9/8/chartex" xmlns:cx2="http://schemas.microsoft.com/office/drawing/2015/10/21/chartex" xmlns:cx3="http://schemas.microsoft.com/office/drawing/2016/5/9/chartex" xmlns:cx4="http://schemas.microsoft.com/office/drawing/2016/5/10/chartex" xmlns:cx5="http://schemas.microsoft.com/office/drawing/2016/5/11/chartex" xmlns:cx6="http://schemas.microsoft.com/office/drawing/2016/5/12/chartex" xmlns:cx7="http://schemas.microsoft.com/office/drawing/2016/5/13/chartex" xmlns:cx8="http://schemas.microsoft.com/office/drawing/2016/5/14/chartex" xmlns:mc="http://schemas.openxmlformats.org/markup-compatibility/2006" xmlns:aink="http://schemas.microsoft.com/office/drawing/2016/ink" xmlns:am3d="http://schemas.microsoft.com/office/drawing/2017/model3d" xmlns:o="urn:schemas-microsoft-com:office:office" xmlns:oel="http://schemas.microsoft.com/office/2019/extlst" xmlns:r="http://schemas.openxmlformats.org/officeDocument/2006/relationships" xmlns:m="http://schemas.openxmlformats.org/officeDocument/2006/math" xmlns:v="urn:schemas-microsoft-com:vml" xmlns:wp14="http://schemas.microsoft.com/office/word/2010/wordprocessingDrawing" xmlns:wp="http://schemas.openxmlformats.org/drawingml/2006/wordprocessingDrawing" xmlns:w10="urn:schemas-microsoft-com:office:word" xmlns:w="http://schemas.openxmlformats.org/wordprocessingml/2006/main" xmlns:w14="http://schemas.microsoft.com/office/word/2010/wordml" xmlns:w15="http://schemas.microsoft.com/office/word/2012/wordml" xmlns:w16cex="http://schemas.microsoft.com/office/word/2018/wordml/cex" xmlns:w16cid="http://schemas.microsoft.com/office/word/2016/wordml/cid" xmlns:w16="http://schemas.microsoft.com/office/word/2018/wordml" xmlns:w16du="http://schemas.microsoft.com/office/word/2023/wordml/word16du" xmlns:w16sdtdh="http://schemas.microsoft.com/office/word/2020/wordml/sdtdatahash" xmlns:w16sdtfl="http://schemas.microsoft.com/office/word/2024/wordml/sdtformatlock" xmlns:w16se="http://schemas.microsoft.com/office/word/2015/wordml/symex" xmlns:wpg="http://schemas.microsoft.com/office/word/2010/wordprocessingGroup" xmlns:wpi="http://schemas.microsoft.com/office/word/2010/wordprocessingInk" xmlns:wne="http://schemas.microsoft.com/office/word/2006/wordml" xmlns:wps="http://schemas.microsoft.com/office/word/2010/wordprocessingShape" mc:Ignorable="w14 w15 w16se w16cid w16 w16cex w16sdtdh w16sdtfl w16du wp14">
   <w15:person w15:author="Lê Thị Trúc Phương">
     <w15:presenceInfo w15:providerId="None" w15:userId="Lê Thị Trúc Phương"/>
   </w15:person>
@@ -11174,7 +10329,7 @@
 </file>
 
 <file path=word/styles.xml><?xml version="1.0" encoding="utf-8"?>
-<w:styles xmlns:mc="http://schemas.openxmlformats.org/markup-compatibility/2006" xmlns:r="http://schemas.openxmlformats.org/officeDocument/2006/relationships" xmlns:w="http://schemas.openxmlformats.org/wordprocessingml/2006/main" xmlns:w14="http://schemas.microsoft.com/office/word/2010/wordml" xmlns:w15="http://schemas.microsoft.com/office/word/2012/wordml" xmlns:w16cid="http://schemas.microsoft.com/office/word/2016/wordml/cid" xmlns:w16se="http://schemas.microsoft.com/office/word/2015/wordml/symex" mc:Ignorable="w14 w15 w16se w16cid">
+<w:styles xmlns:mc="http://schemas.openxmlformats.org/markup-compatibility/2006" xmlns:r="http://schemas.openxmlformats.org/officeDocument/2006/relationships" xmlns:w="http://schemas.openxmlformats.org/wordprocessingml/2006/main" xmlns:w14="http://schemas.microsoft.com/office/word/2010/wordml" xmlns:w15="http://schemas.microsoft.com/office/word/2012/wordml" xmlns:w16cex="http://schemas.microsoft.com/office/word/2018/wordml/cex" xmlns:w16cid="http://schemas.microsoft.com/office/word/2016/wordml/cid" xmlns:w16="http://schemas.microsoft.com/office/word/2018/wordml" xmlns:w16du="http://schemas.microsoft.com/office/word/2023/wordml/word16du" xmlns:w16sdtdh="http://schemas.microsoft.com/office/word/2020/wordml/sdtdatahash" xmlns:w16sdtfl="http://schemas.microsoft.com/office/word/2024/wordml/sdtformatlock" xmlns:w16se="http://schemas.microsoft.com/office/word/2015/wordml/symex" mc:Ignorable="w14 w15 w16se w16cid w16 w16cex w16sdtdh w16sdtfl w16du">
   <w:docDefaults>
     <w:rPrDefault>
       <w:rPr>
@@ -12007,6 +11162,20 @@
       <w:lang w:val="en-US"/>
     </w:rPr>
   </w:style>
+  <w:style w:type="paragraph" w:styleId="Revision">
+    <w:name w:val="Revision"/>
+    <w:hidden/>
+    <w:uiPriority w:val="99"/>
+    <w:semiHidden/>
+    <w:rsid w:val="00AB48EA"/>
+    <w:pPr>
+      <w:spacing w:after="0" w:line="240" w:lineRule="auto"/>
+    </w:pPr>
+    <w:rPr>
+      <w:rFonts w:asciiTheme="majorHAnsi" w:hAnsiTheme="majorHAnsi"/>
+      <w:sz w:val="26"/>
+    </w:rPr>
+  </w:style>
 </w:styles>
 </file>
 
